--- a/examples/data/doc/06-domain-gecco.docx
+++ b/examples/data/doc/06-domain-gecco.docx
@@ -150,1576 +150,1669 @@
       </w:r>
     </w:p>
     <w:bookmarkEnd w:id="22"/>
-    <w:bookmarkStart w:id="26" w:name="walkthrough"/>
+    <w:bookmarkStart w:id="23" w:name="how-to-read-this-walkthrough"/>
     <w:p>
       <w:pPr>
         <w:pStyle w:val="Heading2"/>
       </w:pPr>
       <w:r>
-        <w:t xml:space="preserve">Walkthrough</w:t>
+        <w:t xml:space="preserve">How to read this walkthrough</w:t>
       </w:r>
     </w:p>
     <w:p>
       <w:pPr>
-        <w:pStyle w:val="SourceCode"/>
-      </w:pPr>
-      <w:r>
-        <w:rPr>
-          <w:rStyle w:val="FunctionTok"/>
-        </w:rPr>
-        <w:t xml:space="preserve">library</w:t>
-      </w:r>
-      <w:r>
-        <w:rPr>
-          <w:rStyle w:val="NormalTok"/>
-        </w:rPr>
-        <w:t xml:space="preserve">(harbinger)</w:t>
-      </w:r>
-      <w:r>
-        <w:br/>
-      </w:r>
-      <w:r>
-        <w:br/>
-      </w:r>
-      <w:r>
-        <w:rPr>
-          <w:rStyle w:val="NormalTok"/>
-        </w:rPr>
-        <w:t xml:space="preserve">dataset_summary </w:t>
-      </w:r>
-      <w:r>
-        <w:rPr>
-          <w:rStyle w:val="OtherTok"/>
-        </w:rPr>
-        <w:t xml:space="preserve">&lt;-</w:t>
-      </w:r>
-      <w:r>
-        <w:rPr>
-          <w:rStyle w:val="NormalTok"/>
-        </w:rPr>
+        <w:pStyle w:val="FirstParagraph"/>
+      </w:pPr>
+      <w:r>
+        <w:t xml:space="preserve">The code blocks below follow the same learning rhythm used throughout the collection: prepare the environment, choose the dataset, configure the method, run the analysis, and then inspect the result. Readers who are still learning time-series mining can use that order to understand not only</w:t>
+      </w:r>
+      <w:r>
         <w:t xml:space="preserve"> </w:t>
       </w:r>
       <w:r>
         <w:rPr>
-          <w:rStyle w:val="ControlFlowTok"/>
-        </w:rPr>
-        <w:t xml:space="preserve">function</w:t>
-      </w:r>
-      <w:r>
-        <w:rPr>
-          <w:rStyle w:val="NormalTok"/>
-        </w:rPr>
-        <w:t xml:space="preserve">(x) {</w:t>
-      </w:r>
-      <w:r>
-        <w:br/>
-      </w:r>
-      <w:r>
-        <w:rPr>
-          <w:rStyle w:val="NormalTok"/>
-        </w:rPr>
-        <w:t xml:space="preserve">  first_series </w:t>
-      </w:r>
-      <w:r>
-        <w:rPr>
-          <w:rStyle w:val="OtherTok"/>
-        </w:rPr>
-        <w:t xml:space="preserve">&lt;-</w:t>
-      </w:r>
-      <w:r>
-        <w:rPr>
-          <w:rStyle w:val="NormalTok"/>
-        </w:rPr>
-        <w:t xml:space="preserve"> x[[</w:t>
-      </w:r>
-      <w:r>
-        <w:rPr>
-          <w:rStyle w:val="DecValTok"/>
-        </w:rPr>
-        <w:t xml:space="preserve">1</w:t>
-      </w:r>
-      <w:r>
-        <w:rPr>
-          <w:rStyle w:val="NormalTok"/>
-        </w:rPr>
-        <w:t xml:space="preserve">]]</w:t>
-      </w:r>
-      <w:r>
-        <w:br/>
-      </w:r>
-      <w:r>
-        <w:rPr>
-          <w:rStyle w:val="NormalTok"/>
-        </w:rPr>
-        <w:t xml:space="preserve">  meta_cols </w:t>
-      </w:r>
-      <w:r>
-        <w:rPr>
-          <w:rStyle w:val="OtherTok"/>
-        </w:rPr>
-        <w:t xml:space="preserve">&lt;-</w:t>
-      </w:r>
-      <w:r>
-        <w:rPr>
-          <w:rStyle w:val="NormalTok"/>
-        </w:rPr>
+          <w:i/>
+          <w:iCs/>
+        </w:rPr>
+        <w:t xml:space="preserve">what</w:t>
+      </w:r>
+      <w:r>
         <w:t xml:space="preserve"> </w:t>
       </w:r>
       <w:r>
-        <w:rPr>
-          <w:rStyle w:val="FunctionTok"/>
-        </w:rPr>
-        <w:t xml:space="preserve">c</w:t>
-      </w:r>
-      <w:r>
-        <w:rPr>
-          <w:rStyle w:val="NormalTok"/>
-        </w:rPr>
-        <w:t xml:space="preserve">(</w:t>
-      </w:r>
-      <w:r>
-        <w:rPr>
-          <w:rStyle w:val="StringTok"/>
-        </w:rPr>
-        <w:t xml:space="preserve">"idx"</w:t>
-      </w:r>
-      <w:r>
-        <w:rPr>
-          <w:rStyle w:val="NormalTok"/>
-        </w:rPr>
-        <w:t xml:space="preserve">, </w:t>
-      </w:r>
-      <w:r>
-        <w:rPr>
-          <w:rStyle w:val="StringTok"/>
-        </w:rPr>
-        <w:t xml:space="preserve">"event"</w:t>
-      </w:r>
-      <w:r>
-        <w:rPr>
-          <w:rStyle w:val="NormalTok"/>
-        </w:rPr>
-        <w:t xml:space="preserve">, </w:t>
-      </w:r>
-      <w:r>
-        <w:rPr>
-          <w:rStyle w:val="StringTok"/>
-        </w:rPr>
-        <w:t xml:space="preserve">"type"</w:t>
-      </w:r>
-      <w:r>
-        <w:rPr>
-          <w:rStyle w:val="NormalTok"/>
-        </w:rPr>
-        <w:t xml:space="preserve">, </w:t>
-      </w:r>
-      <w:r>
-        <w:rPr>
-          <w:rStyle w:val="StringTok"/>
-        </w:rPr>
-        <w:t xml:space="preserve">"seq"</w:t>
-      </w:r>
-      <w:r>
-        <w:rPr>
-          <w:rStyle w:val="NormalTok"/>
-        </w:rPr>
-        <w:t xml:space="preserve">, </w:t>
-      </w:r>
-      <w:r>
-        <w:rPr>
-          <w:rStyle w:val="StringTok"/>
-        </w:rPr>
-        <w:t xml:space="preserve">"seqlen"</w:t>
-      </w:r>
-      <w:r>
-        <w:rPr>
-          <w:rStyle w:val="NormalTok"/>
-        </w:rPr>
-        <w:t xml:space="preserve">)</w:t>
-      </w:r>
-      <w:r>
-        <w:br/>
-      </w:r>
-      <w:r>
-        <w:rPr>
-          <w:rStyle w:val="NormalTok"/>
-        </w:rPr>
-        <w:t xml:space="preserve">  signal_cols </w:t>
-      </w:r>
-      <w:r>
-        <w:rPr>
-          <w:rStyle w:val="OtherTok"/>
-        </w:rPr>
-        <w:t xml:space="preserve">&lt;-</w:t>
-      </w:r>
-      <w:r>
-        <w:rPr>
-          <w:rStyle w:val="NormalTok"/>
-        </w:rPr>
+        <w:t xml:space="preserve">each command does, but also</w:t>
+      </w:r>
+      <w:r>
         <w:t xml:space="preserve"> </w:t>
       </w:r>
       <w:r>
         <w:rPr>
-          <w:rStyle w:val="FunctionTok"/>
-        </w:rPr>
-        <w:t xml:space="preserve">setdiff</w:t>
-      </w:r>
-      <w:r>
-        <w:rPr>
-          <w:rStyle w:val="NormalTok"/>
-        </w:rPr>
-        <w:t xml:space="preserve">(</w:t>
-      </w:r>
-      <w:r>
-        <w:rPr>
-          <w:rStyle w:val="FunctionTok"/>
-        </w:rPr>
-        <w:t xml:space="preserve">names</w:t>
-      </w:r>
-      <w:r>
-        <w:rPr>
-          <w:rStyle w:val="NormalTok"/>
-        </w:rPr>
-        <w:t xml:space="preserve">(first_series), meta_cols)</w:t>
-      </w:r>
-      <w:r>
-        <w:br/>
-      </w:r>
-      <w:r>
-        <w:rPr>
-          <w:rStyle w:val="NormalTok"/>
-        </w:rPr>
-        <w:t xml:space="preserve">  dataset_type </w:t>
-      </w:r>
-      <w:r>
-        <w:rPr>
-          <w:rStyle w:val="OtherTok"/>
-        </w:rPr>
-        <w:t xml:space="preserve">&lt;-</w:t>
-      </w:r>
-      <w:r>
-        <w:rPr>
-          <w:rStyle w:val="NormalTok"/>
-        </w:rPr>
+          <w:i/>
+          <w:iCs/>
+        </w:rPr>
+        <w:t xml:space="preserve">why</w:t>
+      </w:r>
+      <w:r>
         <w:t xml:space="preserve"> </w:t>
       </w:r>
       <w:r>
-        <w:rPr>
-          <w:rStyle w:val="ControlFlowTok"/>
-        </w:rPr>
-        <w:t xml:space="preserve">if</w:t>
-      </w:r>
-      <w:r>
-        <w:rPr>
-          <w:rStyle w:val="NormalTok"/>
-        </w:rPr>
-        <w:t xml:space="preserve"> (</w:t>
-      </w:r>
-      <w:r>
-        <w:rPr>
-          <w:rStyle w:val="StringTok"/>
-        </w:rPr>
-        <w:t xml:space="preserve">"value"</w:t>
-      </w:r>
-      <w:r>
-        <w:rPr>
-          <w:rStyle w:val="NormalTok"/>
-        </w:rPr>
-        <w:t xml:space="preserve"> </w:t>
-      </w:r>
-      <w:r>
-        <w:rPr>
-          <w:rStyle w:val="SpecialCharTok"/>
-        </w:rPr>
-        <w:t xml:space="preserve">%in%</w:t>
-      </w:r>
-      <w:r>
-        <w:rPr>
-          <w:rStyle w:val="NormalTok"/>
-        </w:rPr>
-        <w:t xml:space="preserve"> </w:t>
-      </w:r>
-      <w:r>
-        <w:rPr>
-          <w:rStyle w:val="FunctionTok"/>
-        </w:rPr>
-        <w:t xml:space="preserve">names</w:t>
-      </w:r>
-      <w:r>
-        <w:rPr>
-          <w:rStyle w:val="NormalTok"/>
-        </w:rPr>
-        <w:t xml:space="preserve">(first_series) </w:t>
-      </w:r>
-      <w:r>
-        <w:rPr>
-          <w:rStyle w:val="SpecialCharTok"/>
-        </w:rPr>
-        <w:t xml:space="preserve">||</w:t>
-      </w:r>
-      <w:r>
-        <w:rPr>
-          <w:rStyle w:val="NormalTok"/>
-        </w:rPr>
-        <w:t xml:space="preserve"> </w:t>
-      </w:r>
-      <w:r>
-        <w:rPr>
-          <w:rStyle w:val="FunctionTok"/>
-        </w:rPr>
-        <w:t xml:space="preserve">length</w:t>
-      </w:r>
-      <w:r>
-        <w:rPr>
-          <w:rStyle w:val="NormalTok"/>
-        </w:rPr>
-        <w:t xml:space="preserve">(signal_cols) </w:t>
-      </w:r>
-      <w:r>
-        <w:rPr>
-          <w:rStyle w:val="SpecialCharTok"/>
-        </w:rPr>
-        <w:t xml:space="preserve">==</w:t>
-      </w:r>
-      <w:r>
-        <w:rPr>
-          <w:rStyle w:val="NormalTok"/>
-        </w:rPr>
-        <w:t xml:space="preserve"> </w:t>
-      </w:r>
-      <w:r>
-        <w:rPr>
-          <w:rStyle w:val="DecValTok"/>
-        </w:rPr>
-        <w:t xml:space="preserve">1</w:t>
-      </w:r>
-      <w:r>
-        <w:rPr>
-          <w:rStyle w:val="NormalTok"/>
-        </w:rPr>
-        <w:t xml:space="preserve">) </w:t>
-      </w:r>
-      <w:r>
-        <w:rPr>
-          <w:rStyle w:val="StringTok"/>
-        </w:rPr>
-        <w:t xml:space="preserve">"univariate"</w:t>
-      </w:r>
-      <w:r>
-        <w:rPr>
-          <w:rStyle w:val="NormalTok"/>
-        </w:rPr>
-        <w:t xml:space="preserve"> </w:t>
-      </w:r>
-      <w:r>
-        <w:rPr>
-          <w:rStyle w:val="ControlFlowTok"/>
-        </w:rPr>
-        <w:t xml:space="preserve">else</w:t>
-      </w:r>
-      <w:r>
-        <w:rPr>
-          <w:rStyle w:val="NormalTok"/>
-        </w:rPr>
-        <w:t xml:space="preserve"> </w:t>
-      </w:r>
-      <w:r>
-        <w:rPr>
-          <w:rStyle w:val="StringTok"/>
-        </w:rPr>
-        <w:t xml:space="preserve">"multivariate"</w:t>
-      </w:r>
-      <w:r>
-        <w:br/>
-      </w:r>
-      <w:r>
-        <w:rPr>
-          <w:rStyle w:val="NormalTok"/>
-        </w:rPr>
-        <w:t xml:space="preserve">  plot_column </w:t>
-      </w:r>
-      <w:r>
-        <w:rPr>
-          <w:rStyle w:val="OtherTok"/>
-        </w:rPr>
-        <w:t xml:space="preserve">&lt;-</w:t>
-      </w:r>
-      <w:r>
-        <w:rPr>
-          <w:rStyle w:val="NormalTok"/>
-        </w:rPr>
-        <w:t xml:space="preserve"> </w:t>
-      </w:r>
-      <w:r>
-        <w:rPr>
-          <w:rStyle w:val="ControlFlowTok"/>
-        </w:rPr>
-        <w:t xml:space="preserve">if</w:t>
-      </w:r>
-      <w:r>
-        <w:rPr>
-          <w:rStyle w:val="NormalTok"/>
-        </w:rPr>
-        <w:t xml:space="preserve"> (</w:t>
-      </w:r>
-      <w:r>
-        <w:rPr>
-          <w:rStyle w:val="StringTok"/>
-        </w:rPr>
-        <w:t xml:space="preserve">"value"</w:t>
-      </w:r>
-      <w:r>
-        <w:rPr>
-          <w:rStyle w:val="NormalTok"/>
-        </w:rPr>
-        <w:t xml:space="preserve"> </w:t>
-      </w:r>
-      <w:r>
-        <w:rPr>
-          <w:rStyle w:val="SpecialCharTok"/>
-        </w:rPr>
-        <w:t xml:space="preserve">%in%</w:t>
-      </w:r>
-      <w:r>
-        <w:rPr>
-          <w:rStyle w:val="NormalTok"/>
-        </w:rPr>
-        <w:t xml:space="preserve"> </w:t>
-      </w:r>
-      <w:r>
-        <w:rPr>
-          <w:rStyle w:val="FunctionTok"/>
-        </w:rPr>
-        <w:t xml:space="preserve">names</w:t>
-      </w:r>
-      <w:r>
-        <w:rPr>
-          <w:rStyle w:val="NormalTok"/>
-        </w:rPr>
-        <w:t xml:space="preserve">(first_series)) </w:t>
-      </w:r>
-      <w:r>
-        <w:rPr>
-          <w:rStyle w:val="StringTok"/>
-        </w:rPr>
-        <w:t xml:space="preserve">"value"</w:t>
-      </w:r>
-      <w:r>
-        <w:rPr>
-          <w:rStyle w:val="NormalTok"/>
-        </w:rPr>
-        <w:t xml:space="preserve"> </w:t>
-      </w:r>
-      <w:r>
-        <w:rPr>
-          <w:rStyle w:val="ControlFlowTok"/>
-        </w:rPr>
-        <w:t xml:space="preserve">else</w:t>
-      </w:r>
-      <w:r>
-        <w:rPr>
-          <w:rStyle w:val="NormalTok"/>
-        </w:rPr>
-        <w:t xml:space="preserve"> signal_cols[</w:t>
-      </w:r>
-      <w:r>
-        <w:rPr>
-          <w:rStyle w:val="DecValTok"/>
-        </w:rPr>
-        <w:t xml:space="preserve">1</w:t>
-      </w:r>
-      <w:r>
-        <w:rPr>
-          <w:rStyle w:val="NormalTok"/>
-        </w:rPr>
-        <w:t xml:space="preserve">]</w:t>
-      </w:r>
-      <w:r>
-        <w:br/>
-      </w:r>
-      <w:r>
-        <w:br/>
-      </w:r>
-      <w:r>
-        <w:rPr>
-          <w:rStyle w:val="NormalTok"/>
-        </w:rPr>
-        <w:t xml:space="preserve">  </w:t>
-      </w:r>
-      <w:r>
-        <w:rPr>
-          <w:rStyle w:val="FunctionTok"/>
-        </w:rPr>
-        <w:t xml:space="preserve">list</w:t>
-      </w:r>
-      <w:r>
-        <w:rPr>
-          <w:rStyle w:val="NormalTok"/>
-        </w:rPr>
-        <w:t xml:space="preserve">(</w:t>
-      </w:r>
-      <w:r>
-        <w:br/>
-      </w:r>
-      <w:r>
-        <w:rPr>
-          <w:rStyle w:val="NormalTok"/>
-        </w:rPr>
-        <w:t xml:space="preserve">    </w:t>
-      </w:r>
-      <w:r>
-        <w:rPr>
-          <w:rStyle w:val="AttributeTok"/>
-        </w:rPr>
-        <w:t xml:space="preserve">n_series =</w:t>
-      </w:r>
-      <w:r>
-        <w:rPr>
-          <w:rStyle w:val="NormalTok"/>
-        </w:rPr>
-        <w:t xml:space="preserve"> </w:t>
-      </w:r>
-      <w:r>
-        <w:rPr>
-          <w:rStyle w:val="FunctionTok"/>
-        </w:rPr>
-        <w:t xml:space="preserve">length</w:t>
-      </w:r>
-      <w:r>
-        <w:rPr>
-          <w:rStyle w:val="NormalTok"/>
-        </w:rPr>
-        <w:t xml:space="preserve">(x),</w:t>
-      </w:r>
-      <w:r>
-        <w:br/>
-      </w:r>
-      <w:r>
-        <w:rPr>
-          <w:rStyle w:val="NormalTok"/>
-        </w:rPr>
-        <w:t xml:space="preserve">    </w:t>
-      </w:r>
-      <w:r>
-        <w:rPr>
-          <w:rStyle w:val="AttributeTok"/>
-        </w:rPr>
-        <w:t xml:space="preserve">dataset_type =</w:t>
-      </w:r>
-      <w:r>
-        <w:rPr>
-          <w:rStyle w:val="NormalTok"/>
-        </w:rPr>
-        <w:t xml:space="preserve"> dataset_type,</w:t>
-      </w:r>
-      <w:r>
-        <w:br/>
-      </w:r>
-      <w:r>
-        <w:rPr>
-          <w:rStyle w:val="NormalTok"/>
-        </w:rPr>
-        <w:t xml:space="preserve">    </w:t>
-      </w:r>
-      <w:r>
-        <w:rPr>
-          <w:rStyle w:val="AttributeTok"/>
-        </w:rPr>
-        <w:t xml:space="preserve">signal_cols =</w:t>
-      </w:r>
-      <w:r>
-        <w:rPr>
-          <w:rStyle w:val="NormalTok"/>
-        </w:rPr>
-        <w:t xml:space="preserve"> signal_cols,</w:t>
-      </w:r>
-      <w:r>
-        <w:br/>
-      </w:r>
-      <w:r>
-        <w:rPr>
-          <w:rStyle w:val="NormalTok"/>
-        </w:rPr>
-        <w:t xml:space="preserve">    </w:t>
-      </w:r>
-      <w:r>
-        <w:rPr>
-          <w:rStyle w:val="AttributeTok"/>
-        </w:rPr>
-        <w:t xml:space="preserve">plot_column =</w:t>
-      </w:r>
-      <w:r>
-        <w:rPr>
-          <w:rStyle w:val="NormalTok"/>
-        </w:rPr>
-        <w:t xml:space="preserve"> plot_column,</w:t>
-      </w:r>
-      <w:r>
-        <w:br/>
-      </w:r>
-      <w:r>
-        <w:rPr>
-          <w:rStyle w:val="NormalTok"/>
-        </w:rPr>
-        <w:t xml:space="preserve">    </w:t>
-      </w:r>
-      <w:r>
-        <w:rPr>
-          <w:rStyle w:val="AttributeTok"/>
-        </w:rPr>
-        <w:t xml:space="preserve">preview_size =</w:t>
-      </w:r>
-      <w:r>
-        <w:rPr>
-          <w:rStyle w:val="NormalTok"/>
-        </w:rPr>
-        <w:t xml:space="preserve"> </w:t>
-      </w:r>
-      <w:r>
-        <w:rPr>
-          <w:rStyle w:val="FunctionTok"/>
-        </w:rPr>
-        <w:t xml:space="preserve">min</w:t>
-      </w:r>
-      <w:r>
-        <w:rPr>
-          <w:rStyle w:val="NormalTok"/>
-        </w:rPr>
-        <w:t xml:space="preserve">(</w:t>
-      </w:r>
-      <w:r>
-        <w:rPr>
-          <w:rStyle w:val="DecValTok"/>
-        </w:rPr>
-        <w:t xml:space="preserve">1000</w:t>
-      </w:r>
-      <w:r>
-        <w:rPr>
-          <w:rStyle w:val="NormalTok"/>
-        </w:rPr>
-        <w:t xml:space="preserve">, </w:t>
-      </w:r>
-      <w:r>
-        <w:rPr>
-          <w:rStyle w:val="FunctionTok"/>
-        </w:rPr>
-        <w:t xml:space="preserve">nrow</w:t>
-      </w:r>
-      <w:r>
-        <w:rPr>
-          <w:rStyle w:val="NormalTok"/>
-        </w:rPr>
-        <w:t xml:space="preserve">(first_series)),</w:t>
-      </w:r>
-      <w:r>
-        <w:br/>
-      </w:r>
-      <w:r>
-        <w:rPr>
-          <w:rStyle w:val="NormalTok"/>
-        </w:rPr>
-        <w:t xml:space="preserve">    </w:t>
-      </w:r>
-      <w:r>
-        <w:rPr>
-          <w:rStyle w:val="AttributeTok"/>
-        </w:rPr>
-        <w:t xml:space="preserve">first_series =</w:t>
-      </w:r>
-      <w:r>
-        <w:rPr>
-          <w:rStyle w:val="NormalTok"/>
-        </w:rPr>
-        <w:t xml:space="preserve"> first_series</w:t>
-      </w:r>
-      <w:r>
-        <w:br/>
-      </w:r>
-      <w:r>
-        <w:rPr>
-          <w:rStyle w:val="NormalTok"/>
-        </w:rPr>
-        <w:t xml:space="preserve">  )</w:t>
-      </w:r>
-      <w:r>
-        <w:br/>
-      </w:r>
-      <w:r>
-        <w:rPr>
-          <w:rStyle w:val="NormalTok"/>
-        </w:rPr>
-        <w:t xml:space="preserve">}</w:t>
-      </w:r>
-      <w:r>
-        <w:br/>
-      </w:r>
-      <w:r>
-        <w:br/>
-      </w:r>
-      <w:r>
-        <w:rPr>
-          <w:rStyle w:val="NormalTok"/>
-        </w:rPr>
-        <w:t xml:space="preserve">show_dataset </w:t>
-      </w:r>
-      <w:r>
-        <w:rPr>
-          <w:rStyle w:val="OtherTok"/>
-        </w:rPr>
-        <w:t xml:space="preserve">&lt;-</w:t>
-      </w:r>
-      <w:r>
-        <w:rPr>
-          <w:rStyle w:val="NormalTok"/>
-        </w:rPr>
-        <w:t xml:space="preserve"> </w:t>
-      </w:r>
-      <w:r>
-        <w:rPr>
-          <w:rStyle w:val="ControlFlowTok"/>
-        </w:rPr>
-        <w:t xml:space="preserve">function</w:t>
-      </w:r>
-      <w:r>
-        <w:rPr>
-          <w:rStyle w:val="NormalTok"/>
-        </w:rPr>
-        <w:t xml:space="preserve">(x, name) {</w:t>
-      </w:r>
-      <w:r>
-        <w:br/>
-      </w:r>
-      <w:r>
-        <w:rPr>
-          <w:rStyle w:val="NormalTok"/>
-        </w:rPr>
-        <w:t xml:space="preserve">  info </w:t>
-      </w:r>
-      <w:r>
-        <w:rPr>
-          <w:rStyle w:val="OtherTok"/>
-        </w:rPr>
-        <w:t xml:space="preserve">&lt;-</w:t>
-      </w:r>
-      <w:r>
-        <w:rPr>
-          <w:rStyle w:val="NormalTok"/>
-        </w:rPr>
-        <w:t xml:space="preserve"> </w:t>
-      </w:r>
-      <w:r>
-        <w:rPr>
-          <w:rStyle w:val="FunctionTok"/>
-        </w:rPr>
-        <w:t xml:space="preserve">dataset_summary</w:t>
-      </w:r>
-      <w:r>
-        <w:rPr>
-          <w:rStyle w:val="NormalTok"/>
-        </w:rPr>
-        <w:t xml:space="preserve">(x)</w:t>
-      </w:r>
-      <w:r>
-        <w:br/>
-      </w:r>
-      <w:r>
-        <w:rPr>
-          <w:rStyle w:val="NormalTok"/>
-        </w:rPr>
-        <w:t xml:space="preserve">  </w:t>
-      </w:r>
-      <w:r>
-        <w:rPr>
-          <w:rStyle w:val="FunctionTok"/>
-        </w:rPr>
-        <w:t xml:space="preserve">cat</w:t>
-      </w:r>
-      <w:r>
-        <w:rPr>
-          <w:rStyle w:val="NormalTok"/>
-        </w:rPr>
-        <w:t xml:space="preserve">(</w:t>
-      </w:r>
-      <w:r>
-        <w:rPr>
-          <w:rStyle w:val="StringTok"/>
-        </w:rPr>
-        <w:t xml:space="preserve">"Dataset:"</w:t>
-      </w:r>
-      <w:r>
-        <w:rPr>
-          <w:rStyle w:val="NormalTok"/>
-        </w:rPr>
-        <w:t xml:space="preserve">, name, </w:t>
-      </w:r>
-      <w:r>
-        <w:rPr>
-          <w:rStyle w:val="StringTok"/>
-        </w:rPr>
-        <w:t xml:space="preserve">"</w:t>
-      </w:r>
-      <w:r>
-        <w:rPr>
-          <w:rStyle w:val="SpecialCharTok"/>
-        </w:rPr>
-        <w:t xml:space="preserve">\n</w:t>
-      </w:r>
-      <w:r>
-        <w:rPr>
-          <w:rStyle w:val="StringTok"/>
-        </w:rPr>
-        <w:t xml:space="preserve">"</w:t>
-      </w:r>
-      <w:r>
-        <w:rPr>
-          <w:rStyle w:val="NormalTok"/>
-        </w:rPr>
-        <w:t xml:space="preserve">)</w:t>
-      </w:r>
-      <w:r>
-        <w:br/>
-      </w:r>
-      <w:r>
-        <w:rPr>
-          <w:rStyle w:val="NormalTok"/>
-        </w:rPr>
-        <w:t xml:space="preserve">  </w:t>
-      </w:r>
-      <w:r>
-        <w:rPr>
-          <w:rStyle w:val="FunctionTok"/>
-        </w:rPr>
-        <w:t xml:space="preserve">cat</w:t>
-      </w:r>
-      <w:r>
-        <w:rPr>
-          <w:rStyle w:val="NormalTok"/>
-        </w:rPr>
-        <w:t xml:space="preserve">(</w:t>
-      </w:r>
-      <w:r>
-        <w:rPr>
-          <w:rStyle w:val="StringTok"/>
-        </w:rPr>
-        <w:t xml:space="preserve">"Number of series:"</w:t>
-      </w:r>
-      <w:r>
-        <w:rPr>
-          <w:rStyle w:val="NormalTok"/>
-        </w:rPr>
-        <w:t xml:space="preserve">, info</w:t>
-      </w:r>
-      <w:r>
-        <w:rPr>
-          <w:rStyle w:val="SpecialCharTok"/>
-        </w:rPr>
-        <w:t xml:space="preserve">$</w:t>
-      </w:r>
-      <w:r>
-        <w:rPr>
-          <w:rStyle w:val="NormalTok"/>
-        </w:rPr>
-        <w:t xml:space="preserve">n_series, </w:t>
-      </w:r>
-      <w:r>
-        <w:rPr>
-          <w:rStyle w:val="StringTok"/>
-        </w:rPr>
-        <w:t xml:space="preserve">"</w:t>
-      </w:r>
-      <w:r>
-        <w:rPr>
-          <w:rStyle w:val="SpecialCharTok"/>
-        </w:rPr>
-        <w:t xml:space="preserve">\n</w:t>
-      </w:r>
-      <w:r>
-        <w:rPr>
-          <w:rStyle w:val="StringTok"/>
-        </w:rPr>
-        <w:t xml:space="preserve">"</w:t>
-      </w:r>
-      <w:r>
-        <w:rPr>
-          <w:rStyle w:val="NormalTok"/>
-        </w:rPr>
-        <w:t xml:space="preserve">)</w:t>
-      </w:r>
-      <w:r>
-        <w:br/>
-      </w:r>
-      <w:r>
-        <w:rPr>
-          <w:rStyle w:val="NormalTok"/>
-        </w:rPr>
-        <w:t xml:space="preserve">  </w:t>
-      </w:r>
-      <w:r>
-        <w:rPr>
-          <w:rStyle w:val="FunctionTok"/>
-        </w:rPr>
-        <w:t xml:space="preserve">cat</w:t>
-      </w:r>
-      <w:r>
-        <w:rPr>
-          <w:rStyle w:val="NormalTok"/>
-        </w:rPr>
-        <w:t xml:space="preserve">(</w:t>
-      </w:r>
-      <w:r>
-        <w:rPr>
-          <w:rStyle w:val="StringTok"/>
-        </w:rPr>
-        <w:t xml:space="preserve">"Dataset type:"</w:t>
-      </w:r>
-      <w:r>
-        <w:rPr>
-          <w:rStyle w:val="NormalTok"/>
-        </w:rPr>
-        <w:t xml:space="preserve">, info</w:t>
-      </w:r>
-      <w:r>
-        <w:rPr>
-          <w:rStyle w:val="SpecialCharTok"/>
-        </w:rPr>
-        <w:t xml:space="preserve">$</w:t>
-      </w:r>
-      <w:r>
-        <w:rPr>
-          <w:rStyle w:val="NormalTok"/>
-        </w:rPr>
-        <w:t xml:space="preserve">dataset_type, </w:t>
-      </w:r>
-      <w:r>
-        <w:rPr>
-          <w:rStyle w:val="StringTok"/>
-        </w:rPr>
-        <w:t xml:space="preserve">"</w:t>
-      </w:r>
-      <w:r>
-        <w:rPr>
-          <w:rStyle w:val="SpecialCharTok"/>
-        </w:rPr>
-        <w:t xml:space="preserve">\n</w:t>
-      </w:r>
-      <w:r>
-        <w:rPr>
-          <w:rStyle w:val="StringTok"/>
-        </w:rPr>
-        <w:t xml:space="preserve">"</w:t>
-      </w:r>
-      <w:r>
-        <w:rPr>
-          <w:rStyle w:val="NormalTok"/>
-        </w:rPr>
-        <w:t xml:space="preserve">)</w:t>
-      </w:r>
-      <w:r>
-        <w:br/>
-      </w:r>
-      <w:r>
-        <w:rPr>
-          <w:rStyle w:val="NormalTok"/>
-        </w:rPr>
-        <w:t xml:space="preserve">  </w:t>
-      </w:r>
-      <w:r>
-        <w:rPr>
-          <w:rStyle w:val="FunctionTok"/>
-        </w:rPr>
-        <w:t xml:space="preserve">cat</w:t>
-      </w:r>
-      <w:r>
-        <w:rPr>
-          <w:rStyle w:val="NormalTok"/>
-        </w:rPr>
-        <w:t xml:space="preserve">(</w:t>
-      </w:r>
-      <w:r>
-        <w:rPr>
-          <w:rStyle w:val="StringTok"/>
-        </w:rPr>
-        <w:t xml:space="preserve">"Signals in the first series:"</w:t>
-      </w:r>
-      <w:r>
-        <w:rPr>
-          <w:rStyle w:val="NormalTok"/>
-        </w:rPr>
-        <w:t xml:space="preserve">, </w:t>
-      </w:r>
-      <w:r>
-        <w:rPr>
-          <w:rStyle w:val="FunctionTok"/>
-        </w:rPr>
-        <w:t xml:space="preserve">paste</w:t>
-      </w:r>
-      <w:r>
-        <w:rPr>
-          <w:rStyle w:val="NormalTok"/>
-        </w:rPr>
-        <w:t xml:space="preserve">(info</w:t>
-      </w:r>
-      <w:r>
-        <w:rPr>
-          <w:rStyle w:val="SpecialCharTok"/>
-        </w:rPr>
-        <w:t xml:space="preserve">$</w:t>
-      </w:r>
-      <w:r>
-        <w:rPr>
-          <w:rStyle w:val="NormalTok"/>
-        </w:rPr>
-        <w:t xml:space="preserve">signal_cols, </w:t>
-      </w:r>
-      <w:r>
-        <w:rPr>
-          <w:rStyle w:val="AttributeTok"/>
-        </w:rPr>
-        <w:t xml:space="preserve">collapse =</w:t>
-      </w:r>
-      <w:r>
-        <w:rPr>
-          <w:rStyle w:val="NormalTok"/>
-        </w:rPr>
-        <w:t xml:space="preserve"> </w:t>
-      </w:r>
-      <w:r>
-        <w:rPr>
-          <w:rStyle w:val="StringTok"/>
-        </w:rPr>
-        <w:t xml:space="preserve">", "</w:t>
-      </w:r>
-      <w:r>
-        <w:rPr>
-          <w:rStyle w:val="NormalTok"/>
-        </w:rPr>
-        <w:t xml:space="preserve">), </w:t>
-      </w:r>
-      <w:r>
-        <w:rPr>
-          <w:rStyle w:val="StringTok"/>
-        </w:rPr>
-        <w:t xml:space="preserve">"</w:t>
-      </w:r>
-      <w:r>
-        <w:rPr>
-          <w:rStyle w:val="SpecialCharTok"/>
-        </w:rPr>
-        <w:t xml:space="preserve">\n</w:t>
-      </w:r>
-      <w:r>
-        <w:rPr>
-          <w:rStyle w:val="StringTok"/>
-        </w:rPr>
-        <w:t xml:space="preserve">"</w:t>
-      </w:r>
-      <w:r>
-        <w:rPr>
-          <w:rStyle w:val="NormalTok"/>
-        </w:rPr>
-        <w:t xml:space="preserve">)</w:t>
-      </w:r>
-      <w:r>
-        <w:br/>
-      </w:r>
-      <w:r>
-        <w:rPr>
-          <w:rStyle w:val="NormalTok"/>
-        </w:rPr>
-        <w:t xml:space="preserve">  </w:t>
-      </w:r>
-      <w:r>
-        <w:rPr>
-          <w:rStyle w:val="FunctionTok"/>
-        </w:rPr>
-        <w:t xml:space="preserve">cat</w:t>
-      </w:r>
-      <w:r>
-        <w:rPr>
-          <w:rStyle w:val="NormalTok"/>
-        </w:rPr>
-        <w:t xml:space="preserve">(</w:t>
-      </w:r>
-      <w:r>
-        <w:rPr>
-          <w:rStyle w:val="StringTok"/>
-        </w:rPr>
-        <w:t xml:space="preserve">"Column plotted with har_plot():"</w:t>
-      </w:r>
-      <w:r>
-        <w:rPr>
-          <w:rStyle w:val="NormalTok"/>
-        </w:rPr>
-        <w:t xml:space="preserve">, info</w:t>
-      </w:r>
-      <w:r>
-        <w:rPr>
-          <w:rStyle w:val="SpecialCharTok"/>
-        </w:rPr>
-        <w:t xml:space="preserve">$</w:t>
-      </w:r>
-      <w:r>
-        <w:rPr>
-          <w:rStyle w:val="NormalTok"/>
-        </w:rPr>
-        <w:t xml:space="preserve">plot_column, </w:t>
-      </w:r>
-      <w:r>
-        <w:rPr>
-          <w:rStyle w:val="StringTok"/>
-        </w:rPr>
-        <w:t xml:space="preserve">"</w:t>
-      </w:r>
-      <w:r>
-        <w:rPr>
-          <w:rStyle w:val="SpecialCharTok"/>
-        </w:rPr>
-        <w:t xml:space="preserve">\n</w:t>
-      </w:r>
-      <w:r>
-        <w:rPr>
-          <w:rStyle w:val="StringTok"/>
-        </w:rPr>
-        <w:t xml:space="preserve">"</w:t>
-      </w:r>
-      <w:r>
-        <w:rPr>
-          <w:rStyle w:val="NormalTok"/>
-        </w:rPr>
-        <w:t xml:space="preserve">)</w:t>
-      </w:r>
-      <w:r>
-        <w:br/>
-      </w:r>
-      <w:r>
-        <w:rPr>
-          <w:rStyle w:val="NormalTok"/>
-        </w:rPr>
-        <w:t xml:space="preserve">  </w:t>
-      </w:r>
-      <w:r>
-        <w:rPr>
-          <w:rStyle w:val="FunctionTok"/>
-        </w:rPr>
-        <w:t xml:space="preserve">cat</w:t>
-      </w:r>
-      <w:r>
-        <w:rPr>
-          <w:rStyle w:val="NormalTok"/>
-        </w:rPr>
-        <w:t xml:space="preserve">(</w:t>
-      </w:r>
-      <w:r>
-        <w:rPr>
-          <w:rStyle w:val="StringTok"/>
-        </w:rPr>
-        <w:t xml:space="preserve">"Plot preview length:"</w:t>
-      </w:r>
-      <w:r>
-        <w:rPr>
-          <w:rStyle w:val="NormalTok"/>
-        </w:rPr>
-        <w:t xml:space="preserve">, info</w:t>
-      </w:r>
-      <w:r>
-        <w:rPr>
-          <w:rStyle w:val="SpecialCharTok"/>
-        </w:rPr>
-        <w:t xml:space="preserve">$</w:t>
-      </w:r>
-      <w:r>
-        <w:rPr>
-          <w:rStyle w:val="NormalTok"/>
-        </w:rPr>
-        <w:t xml:space="preserve">preview_size, </w:t>
-      </w:r>
-      <w:r>
-        <w:rPr>
-          <w:rStyle w:val="StringTok"/>
-        </w:rPr>
-        <w:t xml:space="preserve">"observations</w:t>
-      </w:r>
-      <w:r>
-        <w:rPr>
-          <w:rStyle w:val="SpecialCharTok"/>
-        </w:rPr>
-        <w:t xml:space="preserve">\n</w:t>
-      </w:r>
-      <w:r>
-        <w:rPr>
-          <w:rStyle w:val="StringTok"/>
-        </w:rPr>
-        <w:t xml:space="preserve">"</w:t>
-      </w:r>
-      <w:r>
-        <w:rPr>
-          <w:rStyle w:val="NormalTok"/>
-        </w:rPr>
-        <w:t xml:space="preserve">)</w:t>
-      </w:r>
-      <w:r>
-        <w:br/>
-      </w:r>
-      <w:r>
-        <w:rPr>
-          <w:rStyle w:val="NormalTok"/>
-        </w:rPr>
-        <w:t xml:space="preserve">  </w:t>
-      </w:r>
-      <w:r>
-        <w:rPr>
-          <w:rStyle w:val="FunctionTok"/>
-        </w:rPr>
-        <w:t xml:space="preserve">invisible</w:t>
-      </w:r>
-      <w:r>
-        <w:rPr>
-          <w:rStyle w:val="NormalTok"/>
-        </w:rPr>
-        <w:t xml:space="preserve">(info)</w:t>
-      </w:r>
-      <w:r>
-        <w:br/>
-      </w:r>
-      <w:r>
-        <w:rPr>
-          <w:rStyle w:val="NormalTok"/>
-        </w:rPr>
-        <w:t xml:space="preserve">}</w:t>
-      </w:r>
-      <w:r>
-        <w:br/>
-      </w:r>
-      <w:r>
-        <w:br/>
-      </w:r>
-      <w:r>
-        <w:rPr>
-          <w:rStyle w:val="NormalTok"/>
-        </w:rPr>
-        <w:t xml:space="preserve">plot_dataset_preview </w:t>
-      </w:r>
-      <w:r>
-        <w:rPr>
-          <w:rStyle w:val="OtherTok"/>
-        </w:rPr>
-        <w:t xml:space="preserve">&lt;-</w:t>
-      </w:r>
-      <w:r>
-        <w:rPr>
-          <w:rStyle w:val="NormalTok"/>
-        </w:rPr>
-        <w:t xml:space="preserve"> </w:t>
-      </w:r>
-      <w:r>
-        <w:rPr>
-          <w:rStyle w:val="ControlFlowTok"/>
-        </w:rPr>
-        <w:t xml:space="preserve">function</w:t>
-      </w:r>
-      <w:r>
-        <w:rPr>
-          <w:rStyle w:val="NormalTok"/>
-        </w:rPr>
-        <w:t xml:space="preserve">(info) {</w:t>
-      </w:r>
-      <w:r>
-        <w:br/>
-      </w:r>
-      <w:r>
-        <w:rPr>
-          <w:rStyle w:val="NormalTok"/>
-        </w:rPr>
-        <w:t xml:space="preserve">  preview </w:t>
-      </w:r>
-      <w:r>
-        <w:rPr>
-          <w:rStyle w:val="OtherTok"/>
-        </w:rPr>
-        <w:t xml:space="preserve">&lt;-</w:t>
-      </w:r>
-      <w:r>
-        <w:rPr>
-          <w:rStyle w:val="NormalTok"/>
-        </w:rPr>
-        <w:t xml:space="preserve"> info</w:t>
-      </w:r>
-      <w:r>
-        <w:rPr>
-          <w:rStyle w:val="SpecialCharTok"/>
-        </w:rPr>
-        <w:t xml:space="preserve">$</w:t>
-      </w:r>
-      <w:r>
-        <w:rPr>
-          <w:rStyle w:val="NormalTok"/>
-        </w:rPr>
-        <w:t xml:space="preserve">first_series[</w:t>
-      </w:r>
-      <w:r>
-        <w:rPr>
-          <w:rStyle w:val="FunctionTok"/>
-        </w:rPr>
-        <w:t xml:space="preserve">seq_len</w:t>
-      </w:r>
-      <w:r>
-        <w:rPr>
-          <w:rStyle w:val="NormalTok"/>
-        </w:rPr>
-        <w:t xml:space="preserve">(info</w:t>
-      </w:r>
-      <w:r>
-        <w:rPr>
-          <w:rStyle w:val="SpecialCharTok"/>
-        </w:rPr>
-        <w:t xml:space="preserve">$</w:t>
-      </w:r>
-      <w:r>
-        <w:rPr>
-          <w:rStyle w:val="NormalTok"/>
-        </w:rPr>
-        <w:t xml:space="preserve">preview_size), , drop </w:t>
-      </w:r>
-      <w:r>
-        <w:rPr>
-          <w:rStyle w:val="OtherTok"/>
-        </w:rPr>
-        <w:t xml:space="preserve">=</w:t>
-      </w:r>
-      <w:r>
-        <w:rPr>
-          <w:rStyle w:val="NormalTok"/>
-        </w:rPr>
-        <w:t xml:space="preserve"> </w:t>
-      </w:r>
-      <w:r>
-        <w:rPr>
-          <w:rStyle w:val="ConstantTok"/>
-        </w:rPr>
-        <w:t xml:space="preserve">FALSE</w:t>
-      </w:r>
-      <w:r>
-        <w:rPr>
-          <w:rStyle w:val="NormalTok"/>
-        </w:rPr>
-        <w:t xml:space="preserve">]</w:t>
-      </w:r>
-      <w:r>
-        <w:br/>
-      </w:r>
-      <w:r>
-        <w:rPr>
-          <w:rStyle w:val="NormalTok"/>
-        </w:rPr>
-        <w:t xml:space="preserve">  </w:t>
-      </w:r>
-      <w:r>
-        <w:rPr>
-          <w:rStyle w:val="FunctionTok"/>
-        </w:rPr>
-        <w:t xml:space="preserve">har_plot</w:t>
-      </w:r>
-      <w:r>
-        <w:rPr>
-          <w:rStyle w:val="NormalTok"/>
-        </w:rPr>
-        <w:t xml:space="preserve">(</w:t>
-      </w:r>
-      <w:r>
-        <w:br/>
-      </w:r>
-      <w:r>
-        <w:rPr>
-          <w:rStyle w:val="NormalTok"/>
-        </w:rPr>
-        <w:t xml:space="preserve">    </w:t>
-      </w:r>
-      <w:r>
-        <w:rPr>
-          <w:rStyle w:val="FunctionTok"/>
-        </w:rPr>
-        <w:t xml:space="preserve">harbinger</w:t>
-      </w:r>
-      <w:r>
-        <w:rPr>
-          <w:rStyle w:val="NormalTok"/>
-        </w:rPr>
-        <w:t xml:space="preserve">(),</w:t>
-      </w:r>
-      <w:r>
-        <w:br/>
-      </w:r>
-      <w:r>
-        <w:rPr>
-          <w:rStyle w:val="NormalTok"/>
-        </w:rPr>
-        <w:t xml:space="preserve">    preview[[info</w:t>
-      </w:r>
-      <w:r>
-        <w:rPr>
-          <w:rStyle w:val="SpecialCharTok"/>
-        </w:rPr>
-        <w:t xml:space="preserve">$</w:t>
-      </w:r>
-      <w:r>
-        <w:rPr>
-          <w:rStyle w:val="NormalTok"/>
-        </w:rPr>
-        <w:t xml:space="preserve">plot_column]],</w:t>
-      </w:r>
-      <w:r>
-        <w:br/>
-      </w:r>
-      <w:r>
-        <w:rPr>
-          <w:rStyle w:val="NormalTok"/>
-        </w:rPr>
-        <w:t xml:space="preserve">    </w:t>
-      </w:r>
-      <w:r>
-        <w:rPr>
-          <w:rStyle w:val="AttributeTok"/>
-        </w:rPr>
-        <w:t xml:space="preserve">event =</w:t>
-      </w:r>
-      <w:r>
-        <w:rPr>
-          <w:rStyle w:val="NormalTok"/>
-        </w:rPr>
-        <w:t xml:space="preserve"> preview</w:t>
-      </w:r>
-      <w:r>
-        <w:rPr>
-          <w:rStyle w:val="SpecialCharTok"/>
-        </w:rPr>
-        <w:t xml:space="preserve">$</w:t>
-      </w:r>
-      <w:r>
-        <w:rPr>
-          <w:rStyle w:val="NormalTok"/>
-        </w:rPr>
-        <w:t xml:space="preserve">event</w:t>
-      </w:r>
-      <w:r>
-        <w:br/>
-      </w:r>
-      <w:r>
-        <w:rPr>
-          <w:rStyle w:val="NormalTok"/>
-        </w:rPr>
-        <w:t xml:space="preserve">  )</w:t>
-      </w:r>
-      <w:r>
-        <w:br/>
-      </w:r>
-      <w:r>
-        <w:rPr>
-          <w:rStyle w:val="NormalTok"/>
-        </w:rPr>
-        <w:t xml:space="preserve">}</w:t>
+        <w:t xml:space="preserve">it appears at that stage of the workflow.</w:t>
       </w:r>
     </w:p>
     <w:p>
       <w:pPr>
-        <w:pStyle w:val="SourceCode"/>
-      </w:pPr>
-      <w:r>
-        <w:rPr>
-          <w:rStyle w:val="FunctionTok"/>
-        </w:rPr>
-        <w:t xml:space="preserve">data</w:t>
-      </w:r>
-      <w:r>
-        <w:rPr>
-          <w:rStyle w:val="NormalTok"/>
-        </w:rPr>
-        <w:t xml:space="preserve">(gecco)</w:t>
-      </w:r>
-      <w:r>
-        <w:br/>
-      </w:r>
-      <w:r>
-        <w:rPr>
-          <w:rStyle w:val="NormalTok"/>
-        </w:rPr>
-        <w:t xml:space="preserve">gecco </w:t>
-      </w:r>
-      <w:r>
-        <w:rPr>
-          <w:rStyle w:val="OtherTok"/>
-        </w:rPr>
-        <w:t xml:space="preserve">&lt;-</w:t>
-      </w:r>
-      <w:r>
-        <w:rPr>
-          <w:rStyle w:val="NormalTok"/>
-        </w:rPr>
-        <w:t xml:space="preserve"> </w:t>
-      </w:r>
-      <w:r>
-        <w:rPr>
-          <w:rStyle w:val="FunctionTok"/>
-        </w:rPr>
-        <w:t xml:space="preserve">loadfulldata</w:t>
-      </w:r>
-      <w:r>
-        <w:rPr>
-          <w:rStyle w:val="NormalTok"/>
-        </w:rPr>
-        <w:t xml:space="preserve">(gecco)</w:t>
-      </w:r>
-      <w:r>
-        <w:br/>
-      </w:r>
-      <w:r>
-        <w:rPr>
-          <w:rStyle w:val="NormalTok"/>
-        </w:rPr>
-        <w:t xml:space="preserve">gecco_info </w:t>
-      </w:r>
-      <w:r>
-        <w:rPr>
-          <w:rStyle w:val="OtherTok"/>
-        </w:rPr>
-        <w:t xml:space="preserve">&lt;-</w:t>
-      </w:r>
-      <w:r>
-        <w:rPr>
-          <w:rStyle w:val="NormalTok"/>
-        </w:rPr>
-        <w:t xml:space="preserve"> </w:t>
-      </w:r>
-      <w:r>
-        <w:rPr>
-          <w:rStyle w:val="FunctionTok"/>
-        </w:rPr>
-        <w:t xml:space="preserve">show_dataset</w:t>
-      </w:r>
-      <w:r>
-        <w:rPr>
-          <w:rStyle w:val="NormalTok"/>
-        </w:rPr>
-        <w:t xml:space="preserve">(gecco, </w:t>
-      </w:r>
-      <w:r>
-        <w:rPr>
-          <w:rStyle w:val="StringTok"/>
-        </w:rPr>
-        <w:t xml:space="preserve">"gecco"</w:t>
-      </w:r>
-      <w:r>
-        <w:rPr>
-          <w:rStyle w:val="NormalTok"/>
-        </w:rPr>
-        <w:t xml:space="preserve">)</w:t>
+        <w:pStyle w:val="BodyText"/>
+      </w:pPr>
+      <w:r>
+        <w:t xml:space="preserve">As you go through the notebook, read the inline comments inside each chunk as the operational explanation and use the surrounding prose as the conceptual guide.</w:t>
+      </w:r>
+    </w:p>
+    <w:bookmarkEnd w:id="23"/>
+    <w:bookmarkStart w:id="30" w:name="walkthrough"/>
+    <w:p>
+      <w:pPr>
+        <w:pStyle w:val="Heading2"/>
+      </w:pPr>
+      <w:r>
+        <w:t xml:space="preserve">Walkthrough</w:t>
+      </w:r>
+    </w:p>
+    <w:bookmarkStart w:id="24" w:name="define-the-support-structures"/>
+    <w:p>
+      <w:pPr>
+        <w:pStyle w:val="Heading3"/>
+      </w:pPr>
+      <w:r>
+        <w:t xml:space="preserve">Define the Support Structures</w:t>
       </w:r>
     </w:p>
     <w:p>
       <w:pPr>
+        <w:pStyle w:val="FirstParagraph"/>
+      </w:pPr>
+      <w:r>
+        <w:t xml:space="preserve">Before applying the workflow itself, we define the helper functions or custom objects that make the example possible. This is one of the most important didactic moments in extension-oriented notebooks because it shows the contract that Harbinger expects and where the reader can adapt the behavior later.</w:t>
+      </w:r>
+    </w:p>
+    <w:p>
+      <w:pPr>
         <w:pStyle w:val="SourceCode"/>
       </w:pPr>
       <w:r>
         <w:rPr>
+          <w:rStyle w:val="FunctionTok"/>
+        </w:rPr>
+        <w:t xml:space="preserve">library</w:t>
+      </w:r>
+      <w:r>
+        <w:rPr>
+          <w:rStyle w:val="NormalTok"/>
+        </w:rPr>
+        <w:t xml:space="preserve">(harbinger)</w:t>
+      </w:r>
+      <w:r>
+        <w:br/>
+      </w:r>
+      <w:r>
+        <w:br/>
+      </w:r>
+      <w:r>
+        <w:rPr>
+          <w:rStyle w:val="NormalTok"/>
+        </w:rPr>
+        <w:t xml:space="preserve">dataset_summary </w:t>
+      </w:r>
+      <w:r>
+        <w:rPr>
+          <w:rStyle w:val="OtherTok"/>
+        </w:rPr>
+        <w:t xml:space="preserve">&lt;-</w:t>
+      </w:r>
+      <w:r>
+        <w:rPr>
+          <w:rStyle w:val="NormalTok"/>
+        </w:rPr>
+        <w:t xml:space="preserve"> </w:t>
+      </w:r>
+      <w:r>
+        <w:rPr>
+          <w:rStyle w:val="ControlFlowTok"/>
+        </w:rPr>
+        <w:t xml:space="preserve">function</w:t>
+      </w:r>
+      <w:r>
+        <w:rPr>
+          <w:rStyle w:val="NormalTok"/>
+        </w:rPr>
+        <w:t xml:space="preserve">(x) {</w:t>
+      </w:r>
+      <w:r>
+        <w:br/>
+      </w:r>
+      <w:r>
+        <w:rPr>
+          <w:rStyle w:val="NormalTok"/>
+        </w:rPr>
+        <w:t xml:space="preserve">  first_series </w:t>
+      </w:r>
+      <w:r>
+        <w:rPr>
+          <w:rStyle w:val="OtherTok"/>
+        </w:rPr>
+        <w:t xml:space="preserve">&lt;-</w:t>
+      </w:r>
+      <w:r>
+        <w:rPr>
+          <w:rStyle w:val="NormalTok"/>
+        </w:rPr>
+        <w:t xml:space="preserve"> x[[</w:t>
+      </w:r>
+      <w:r>
+        <w:rPr>
+          <w:rStyle w:val="DecValTok"/>
+        </w:rPr>
+        <w:t xml:space="preserve">1</w:t>
+      </w:r>
+      <w:r>
+        <w:rPr>
+          <w:rStyle w:val="NormalTok"/>
+        </w:rPr>
+        <w:t xml:space="preserve">]]</w:t>
+      </w:r>
+      <w:r>
+        <w:br/>
+      </w:r>
+      <w:r>
+        <w:rPr>
+          <w:rStyle w:val="NormalTok"/>
+        </w:rPr>
+        <w:t xml:space="preserve">  meta_cols </w:t>
+      </w:r>
+      <w:r>
+        <w:rPr>
+          <w:rStyle w:val="OtherTok"/>
+        </w:rPr>
+        <w:t xml:space="preserve">&lt;-</w:t>
+      </w:r>
+      <w:r>
+        <w:rPr>
+          <w:rStyle w:val="NormalTok"/>
+        </w:rPr>
+        <w:t xml:space="preserve"> </w:t>
+      </w:r>
+      <w:r>
+        <w:rPr>
+          <w:rStyle w:val="FunctionTok"/>
+        </w:rPr>
+        <w:t xml:space="preserve">c</w:t>
+      </w:r>
+      <w:r>
+        <w:rPr>
+          <w:rStyle w:val="NormalTok"/>
+        </w:rPr>
+        <w:t xml:space="preserve">(</w:t>
+      </w:r>
+      <w:r>
+        <w:rPr>
+          <w:rStyle w:val="StringTok"/>
+        </w:rPr>
+        <w:t xml:space="preserve">"idx"</w:t>
+      </w:r>
+      <w:r>
+        <w:rPr>
+          <w:rStyle w:val="NormalTok"/>
+        </w:rPr>
+        <w:t xml:space="preserve">, </w:t>
+      </w:r>
+      <w:r>
+        <w:rPr>
+          <w:rStyle w:val="StringTok"/>
+        </w:rPr>
+        <w:t xml:space="preserve">"event"</w:t>
+      </w:r>
+      <w:r>
+        <w:rPr>
+          <w:rStyle w:val="NormalTok"/>
+        </w:rPr>
+        <w:t xml:space="preserve">, </w:t>
+      </w:r>
+      <w:r>
+        <w:rPr>
+          <w:rStyle w:val="StringTok"/>
+        </w:rPr>
+        <w:t xml:space="preserve">"type"</w:t>
+      </w:r>
+      <w:r>
+        <w:rPr>
+          <w:rStyle w:val="NormalTok"/>
+        </w:rPr>
+        <w:t xml:space="preserve">, </w:t>
+      </w:r>
+      <w:r>
+        <w:rPr>
+          <w:rStyle w:val="StringTok"/>
+        </w:rPr>
+        <w:t xml:space="preserve">"seq"</w:t>
+      </w:r>
+      <w:r>
+        <w:rPr>
+          <w:rStyle w:val="NormalTok"/>
+        </w:rPr>
+        <w:t xml:space="preserve">, </w:t>
+      </w:r>
+      <w:r>
+        <w:rPr>
+          <w:rStyle w:val="StringTok"/>
+        </w:rPr>
+        <w:t xml:space="preserve">"seqlen"</w:t>
+      </w:r>
+      <w:r>
+        <w:rPr>
+          <w:rStyle w:val="NormalTok"/>
+        </w:rPr>
+        <w:t xml:space="preserve">)</w:t>
+      </w:r>
+      <w:r>
+        <w:br/>
+      </w:r>
+      <w:r>
+        <w:rPr>
+          <w:rStyle w:val="NormalTok"/>
+        </w:rPr>
+        <w:t xml:space="preserve">  signal_cols </w:t>
+      </w:r>
+      <w:r>
+        <w:rPr>
+          <w:rStyle w:val="OtherTok"/>
+        </w:rPr>
+        <w:t xml:space="preserve">&lt;-</w:t>
+      </w:r>
+      <w:r>
+        <w:rPr>
+          <w:rStyle w:val="NormalTok"/>
+        </w:rPr>
+        <w:t xml:space="preserve"> </w:t>
+      </w:r>
+      <w:r>
+        <w:rPr>
+          <w:rStyle w:val="FunctionTok"/>
+        </w:rPr>
+        <w:t xml:space="preserve">setdiff</w:t>
+      </w:r>
+      <w:r>
+        <w:rPr>
+          <w:rStyle w:val="NormalTok"/>
+        </w:rPr>
+        <w:t xml:space="preserve">(</w:t>
+      </w:r>
+      <w:r>
+        <w:rPr>
+          <w:rStyle w:val="FunctionTok"/>
+        </w:rPr>
+        <w:t xml:space="preserve">names</w:t>
+      </w:r>
+      <w:r>
+        <w:rPr>
+          <w:rStyle w:val="NormalTok"/>
+        </w:rPr>
+        <w:t xml:space="preserve">(first_series), meta_cols)</w:t>
+      </w:r>
+      <w:r>
+        <w:br/>
+      </w:r>
+      <w:r>
+        <w:rPr>
+          <w:rStyle w:val="NormalTok"/>
+        </w:rPr>
+        <w:t xml:space="preserve">  dataset_type </w:t>
+      </w:r>
+      <w:r>
+        <w:rPr>
+          <w:rStyle w:val="OtherTok"/>
+        </w:rPr>
+        <w:t xml:space="preserve">&lt;-</w:t>
+      </w:r>
+      <w:r>
+        <w:rPr>
+          <w:rStyle w:val="NormalTok"/>
+        </w:rPr>
+        <w:t xml:space="preserve"> </w:t>
+      </w:r>
+      <w:r>
+        <w:rPr>
+          <w:rStyle w:val="ControlFlowTok"/>
+        </w:rPr>
+        <w:t xml:space="preserve">if</w:t>
+      </w:r>
+      <w:r>
+        <w:rPr>
+          <w:rStyle w:val="NormalTok"/>
+        </w:rPr>
+        <w:t xml:space="preserve"> (</w:t>
+      </w:r>
+      <w:r>
+        <w:rPr>
+          <w:rStyle w:val="StringTok"/>
+        </w:rPr>
+        <w:t xml:space="preserve">"value"</w:t>
+      </w:r>
+      <w:r>
+        <w:rPr>
+          <w:rStyle w:val="NormalTok"/>
+        </w:rPr>
+        <w:t xml:space="preserve"> </w:t>
+      </w:r>
+      <w:r>
+        <w:rPr>
+          <w:rStyle w:val="SpecialCharTok"/>
+        </w:rPr>
+        <w:t xml:space="preserve">%in%</w:t>
+      </w:r>
+      <w:r>
+        <w:rPr>
+          <w:rStyle w:val="NormalTok"/>
+        </w:rPr>
+        <w:t xml:space="preserve"> </w:t>
+      </w:r>
+      <w:r>
+        <w:rPr>
+          <w:rStyle w:val="FunctionTok"/>
+        </w:rPr>
+        <w:t xml:space="preserve">names</w:t>
+      </w:r>
+      <w:r>
+        <w:rPr>
+          <w:rStyle w:val="NormalTok"/>
+        </w:rPr>
+        <w:t xml:space="preserve">(first_series) </w:t>
+      </w:r>
+      <w:r>
+        <w:rPr>
+          <w:rStyle w:val="SpecialCharTok"/>
+        </w:rPr>
+        <w:t xml:space="preserve">||</w:t>
+      </w:r>
+      <w:r>
+        <w:rPr>
+          <w:rStyle w:val="NormalTok"/>
+        </w:rPr>
+        <w:t xml:space="preserve"> </w:t>
+      </w:r>
+      <w:r>
+        <w:rPr>
+          <w:rStyle w:val="FunctionTok"/>
+        </w:rPr>
+        <w:t xml:space="preserve">length</w:t>
+      </w:r>
+      <w:r>
+        <w:rPr>
+          <w:rStyle w:val="NormalTok"/>
+        </w:rPr>
+        <w:t xml:space="preserve">(signal_cols) </w:t>
+      </w:r>
+      <w:r>
+        <w:rPr>
+          <w:rStyle w:val="SpecialCharTok"/>
+        </w:rPr>
+        <w:t xml:space="preserve">==</w:t>
+      </w:r>
+      <w:r>
+        <w:rPr>
+          <w:rStyle w:val="NormalTok"/>
+        </w:rPr>
+        <w:t xml:space="preserve"> </w:t>
+      </w:r>
+      <w:r>
+        <w:rPr>
+          <w:rStyle w:val="DecValTok"/>
+        </w:rPr>
+        <w:t xml:space="preserve">1</w:t>
+      </w:r>
+      <w:r>
+        <w:rPr>
+          <w:rStyle w:val="NormalTok"/>
+        </w:rPr>
+        <w:t xml:space="preserve">) </w:t>
+      </w:r>
+      <w:r>
+        <w:rPr>
+          <w:rStyle w:val="StringTok"/>
+        </w:rPr>
+        <w:t xml:space="preserve">"univariate"</w:t>
+      </w:r>
+      <w:r>
+        <w:rPr>
+          <w:rStyle w:val="NormalTok"/>
+        </w:rPr>
+        <w:t xml:space="preserve"> </w:t>
+      </w:r>
+      <w:r>
+        <w:rPr>
+          <w:rStyle w:val="ControlFlowTok"/>
+        </w:rPr>
+        <w:t xml:space="preserve">else</w:t>
+      </w:r>
+      <w:r>
+        <w:rPr>
+          <w:rStyle w:val="NormalTok"/>
+        </w:rPr>
+        <w:t xml:space="preserve"> </w:t>
+      </w:r>
+      <w:r>
+        <w:rPr>
+          <w:rStyle w:val="StringTok"/>
+        </w:rPr>
+        <w:t xml:space="preserve">"multivariate"</w:t>
+      </w:r>
+      <w:r>
+        <w:br/>
+      </w:r>
+      <w:r>
+        <w:rPr>
+          <w:rStyle w:val="NormalTok"/>
+        </w:rPr>
+        <w:t xml:space="preserve">  plot_column </w:t>
+      </w:r>
+      <w:r>
+        <w:rPr>
+          <w:rStyle w:val="OtherTok"/>
+        </w:rPr>
+        <w:t xml:space="preserve">&lt;-</w:t>
+      </w:r>
+      <w:r>
+        <w:rPr>
+          <w:rStyle w:val="NormalTok"/>
+        </w:rPr>
+        <w:t xml:space="preserve"> </w:t>
+      </w:r>
+      <w:r>
+        <w:rPr>
+          <w:rStyle w:val="ControlFlowTok"/>
+        </w:rPr>
+        <w:t xml:space="preserve">if</w:t>
+      </w:r>
+      <w:r>
+        <w:rPr>
+          <w:rStyle w:val="NormalTok"/>
+        </w:rPr>
+        <w:t xml:space="preserve"> (</w:t>
+      </w:r>
+      <w:r>
+        <w:rPr>
+          <w:rStyle w:val="StringTok"/>
+        </w:rPr>
+        <w:t xml:space="preserve">"value"</w:t>
+      </w:r>
+      <w:r>
+        <w:rPr>
+          <w:rStyle w:val="NormalTok"/>
+        </w:rPr>
+        <w:t xml:space="preserve"> </w:t>
+      </w:r>
+      <w:r>
+        <w:rPr>
+          <w:rStyle w:val="SpecialCharTok"/>
+        </w:rPr>
+        <w:t xml:space="preserve">%in%</w:t>
+      </w:r>
+      <w:r>
+        <w:rPr>
+          <w:rStyle w:val="NormalTok"/>
+        </w:rPr>
+        <w:t xml:space="preserve"> </w:t>
+      </w:r>
+      <w:r>
+        <w:rPr>
+          <w:rStyle w:val="FunctionTok"/>
+        </w:rPr>
+        <w:t xml:space="preserve">names</w:t>
+      </w:r>
+      <w:r>
+        <w:rPr>
+          <w:rStyle w:val="NormalTok"/>
+        </w:rPr>
+        <w:t xml:space="preserve">(first_series)) </w:t>
+      </w:r>
+      <w:r>
+        <w:rPr>
+          <w:rStyle w:val="StringTok"/>
+        </w:rPr>
+        <w:t xml:space="preserve">"value"</w:t>
+      </w:r>
+      <w:r>
+        <w:rPr>
+          <w:rStyle w:val="NormalTok"/>
+        </w:rPr>
+        <w:t xml:space="preserve"> </w:t>
+      </w:r>
+      <w:r>
+        <w:rPr>
+          <w:rStyle w:val="ControlFlowTok"/>
+        </w:rPr>
+        <w:t xml:space="preserve">else</w:t>
+      </w:r>
+      <w:r>
+        <w:rPr>
+          <w:rStyle w:val="NormalTok"/>
+        </w:rPr>
+        <w:t xml:space="preserve"> signal_cols[</w:t>
+      </w:r>
+      <w:r>
+        <w:rPr>
+          <w:rStyle w:val="DecValTok"/>
+        </w:rPr>
+        <w:t xml:space="preserve">1</w:t>
+      </w:r>
+      <w:r>
+        <w:rPr>
+          <w:rStyle w:val="NormalTok"/>
+        </w:rPr>
+        <w:t xml:space="preserve">]</w:t>
+      </w:r>
+      <w:r>
+        <w:br/>
+      </w:r>
+      <w:r>
+        <w:br/>
+      </w:r>
+      <w:r>
+        <w:rPr>
+          <w:rStyle w:val="NormalTok"/>
+        </w:rPr>
+        <w:t xml:space="preserve">  </w:t>
+      </w:r>
+      <w:r>
+        <w:rPr>
+          <w:rStyle w:val="FunctionTok"/>
+        </w:rPr>
+        <w:t xml:space="preserve">list</w:t>
+      </w:r>
+      <w:r>
+        <w:rPr>
+          <w:rStyle w:val="NormalTok"/>
+        </w:rPr>
+        <w:t xml:space="preserve">(</w:t>
+      </w:r>
+      <w:r>
+        <w:br/>
+      </w:r>
+      <w:r>
+        <w:rPr>
+          <w:rStyle w:val="NormalTok"/>
+        </w:rPr>
+        <w:t xml:space="preserve">    </w:t>
+      </w:r>
+      <w:r>
+        <w:rPr>
+          <w:rStyle w:val="AttributeTok"/>
+        </w:rPr>
+        <w:t xml:space="preserve">n_series =</w:t>
+      </w:r>
+      <w:r>
+        <w:rPr>
+          <w:rStyle w:val="NormalTok"/>
+        </w:rPr>
+        <w:t xml:space="preserve"> </w:t>
+      </w:r>
+      <w:r>
+        <w:rPr>
+          <w:rStyle w:val="FunctionTok"/>
+        </w:rPr>
+        <w:t xml:space="preserve">length</w:t>
+      </w:r>
+      <w:r>
+        <w:rPr>
+          <w:rStyle w:val="NormalTok"/>
+        </w:rPr>
+        <w:t xml:space="preserve">(x),</w:t>
+      </w:r>
+      <w:r>
+        <w:br/>
+      </w:r>
+      <w:r>
+        <w:rPr>
+          <w:rStyle w:val="NormalTok"/>
+        </w:rPr>
+        <w:t xml:space="preserve">    </w:t>
+      </w:r>
+      <w:r>
+        <w:rPr>
+          <w:rStyle w:val="AttributeTok"/>
+        </w:rPr>
+        <w:t xml:space="preserve">dataset_type =</w:t>
+      </w:r>
+      <w:r>
+        <w:rPr>
+          <w:rStyle w:val="NormalTok"/>
+        </w:rPr>
+        <w:t xml:space="preserve"> dataset_type,</w:t>
+      </w:r>
+      <w:r>
+        <w:br/>
+      </w:r>
+      <w:r>
+        <w:rPr>
+          <w:rStyle w:val="NormalTok"/>
+        </w:rPr>
+        <w:t xml:space="preserve">    </w:t>
+      </w:r>
+      <w:r>
+        <w:rPr>
+          <w:rStyle w:val="AttributeTok"/>
+        </w:rPr>
+        <w:t xml:space="preserve">signal_cols =</w:t>
+      </w:r>
+      <w:r>
+        <w:rPr>
+          <w:rStyle w:val="NormalTok"/>
+        </w:rPr>
+        <w:t xml:space="preserve"> signal_cols,</w:t>
+      </w:r>
+      <w:r>
+        <w:br/>
+      </w:r>
+      <w:r>
+        <w:rPr>
+          <w:rStyle w:val="NormalTok"/>
+        </w:rPr>
+        <w:t xml:space="preserve">    </w:t>
+      </w:r>
+      <w:r>
+        <w:rPr>
+          <w:rStyle w:val="AttributeTok"/>
+        </w:rPr>
+        <w:t xml:space="preserve">plot_column =</w:t>
+      </w:r>
+      <w:r>
+        <w:rPr>
+          <w:rStyle w:val="NormalTok"/>
+        </w:rPr>
+        <w:t xml:space="preserve"> plot_column,</w:t>
+      </w:r>
+      <w:r>
+        <w:br/>
+      </w:r>
+      <w:r>
+        <w:rPr>
+          <w:rStyle w:val="NormalTok"/>
+        </w:rPr>
+        <w:t xml:space="preserve">    </w:t>
+      </w:r>
+      <w:r>
+        <w:rPr>
+          <w:rStyle w:val="AttributeTok"/>
+        </w:rPr>
+        <w:t xml:space="preserve">preview_size =</w:t>
+      </w:r>
+      <w:r>
+        <w:rPr>
+          <w:rStyle w:val="NormalTok"/>
+        </w:rPr>
+        <w:t xml:space="preserve"> </w:t>
+      </w:r>
+      <w:r>
+        <w:rPr>
+          <w:rStyle w:val="FunctionTok"/>
+        </w:rPr>
+        <w:t xml:space="preserve">min</w:t>
+      </w:r>
+      <w:r>
+        <w:rPr>
+          <w:rStyle w:val="NormalTok"/>
+        </w:rPr>
+        <w:t xml:space="preserve">(</w:t>
+      </w:r>
+      <w:r>
+        <w:rPr>
+          <w:rStyle w:val="DecValTok"/>
+        </w:rPr>
+        <w:t xml:space="preserve">1000</w:t>
+      </w:r>
+      <w:r>
+        <w:rPr>
+          <w:rStyle w:val="NormalTok"/>
+        </w:rPr>
+        <w:t xml:space="preserve">, </w:t>
+      </w:r>
+      <w:r>
+        <w:rPr>
+          <w:rStyle w:val="FunctionTok"/>
+        </w:rPr>
+        <w:t xml:space="preserve">nrow</w:t>
+      </w:r>
+      <w:r>
+        <w:rPr>
+          <w:rStyle w:val="NormalTok"/>
+        </w:rPr>
+        <w:t xml:space="preserve">(first_series)),</w:t>
+      </w:r>
+      <w:r>
+        <w:br/>
+      </w:r>
+      <w:r>
+        <w:rPr>
+          <w:rStyle w:val="NormalTok"/>
+        </w:rPr>
+        <w:t xml:space="preserve">    </w:t>
+      </w:r>
+      <w:r>
+        <w:rPr>
+          <w:rStyle w:val="AttributeTok"/>
+        </w:rPr>
+        <w:t xml:space="preserve">first_series =</w:t>
+      </w:r>
+      <w:r>
+        <w:rPr>
+          <w:rStyle w:val="NormalTok"/>
+        </w:rPr>
+        <w:t xml:space="preserve"> first_series</w:t>
+      </w:r>
+      <w:r>
+        <w:br/>
+      </w:r>
+      <w:r>
+        <w:rPr>
+          <w:rStyle w:val="NormalTok"/>
+        </w:rPr>
+        <w:t xml:space="preserve">  )</w:t>
+      </w:r>
+      <w:r>
+        <w:br/>
+      </w:r>
+      <w:r>
+        <w:rPr>
+          <w:rStyle w:val="NormalTok"/>
+        </w:rPr>
+        <w:t xml:space="preserve">}</w:t>
+      </w:r>
+      <w:r>
+        <w:br/>
+      </w:r>
+      <w:r>
+        <w:br/>
+      </w:r>
+      <w:r>
+        <w:rPr>
+          <w:rStyle w:val="NormalTok"/>
+        </w:rPr>
+        <w:t xml:space="preserve">show_dataset </w:t>
+      </w:r>
+      <w:r>
+        <w:rPr>
+          <w:rStyle w:val="OtherTok"/>
+        </w:rPr>
+        <w:t xml:space="preserve">&lt;-</w:t>
+      </w:r>
+      <w:r>
+        <w:rPr>
+          <w:rStyle w:val="NormalTok"/>
+        </w:rPr>
+        <w:t xml:space="preserve"> </w:t>
+      </w:r>
+      <w:r>
+        <w:rPr>
+          <w:rStyle w:val="ControlFlowTok"/>
+        </w:rPr>
+        <w:t xml:space="preserve">function</w:t>
+      </w:r>
+      <w:r>
+        <w:rPr>
+          <w:rStyle w:val="NormalTok"/>
+        </w:rPr>
+        <w:t xml:space="preserve">(x, name) {</w:t>
+      </w:r>
+      <w:r>
+        <w:br/>
+      </w:r>
+      <w:r>
+        <w:rPr>
+          <w:rStyle w:val="NormalTok"/>
+        </w:rPr>
+        <w:t xml:space="preserve">  info </w:t>
+      </w:r>
+      <w:r>
+        <w:rPr>
+          <w:rStyle w:val="OtherTok"/>
+        </w:rPr>
+        <w:t xml:space="preserve">&lt;-</w:t>
+      </w:r>
+      <w:r>
+        <w:rPr>
+          <w:rStyle w:val="NormalTok"/>
+        </w:rPr>
+        <w:t xml:space="preserve"> </w:t>
+      </w:r>
+      <w:r>
+        <w:rPr>
+          <w:rStyle w:val="FunctionTok"/>
+        </w:rPr>
+        <w:t xml:space="preserve">dataset_summary</w:t>
+      </w:r>
+      <w:r>
+        <w:rPr>
+          <w:rStyle w:val="NormalTok"/>
+        </w:rPr>
+        <w:t xml:space="preserve">(x)</w:t>
+      </w:r>
+      <w:r>
+        <w:br/>
+      </w:r>
+      <w:r>
+        <w:rPr>
+          <w:rStyle w:val="NormalTok"/>
+        </w:rPr>
+        <w:t xml:space="preserve">  </w:t>
+      </w:r>
+      <w:r>
+        <w:rPr>
+          <w:rStyle w:val="FunctionTok"/>
+        </w:rPr>
+        <w:t xml:space="preserve">cat</w:t>
+      </w:r>
+      <w:r>
+        <w:rPr>
+          <w:rStyle w:val="NormalTok"/>
+        </w:rPr>
+        <w:t xml:space="preserve">(</w:t>
+      </w:r>
+      <w:r>
+        <w:rPr>
+          <w:rStyle w:val="StringTok"/>
+        </w:rPr>
+        <w:t xml:space="preserve">"Dataset:"</w:t>
+      </w:r>
+      <w:r>
+        <w:rPr>
+          <w:rStyle w:val="NormalTok"/>
+        </w:rPr>
+        <w:t xml:space="preserve">, name, </w:t>
+      </w:r>
+      <w:r>
+        <w:rPr>
+          <w:rStyle w:val="StringTok"/>
+        </w:rPr>
+        <w:t xml:space="preserve">"</w:t>
+      </w:r>
+      <w:r>
+        <w:rPr>
+          <w:rStyle w:val="SpecialCharTok"/>
+        </w:rPr>
+        <w:t xml:space="preserve">\n</w:t>
+      </w:r>
+      <w:r>
+        <w:rPr>
+          <w:rStyle w:val="StringTok"/>
+        </w:rPr>
+        <w:t xml:space="preserve">"</w:t>
+      </w:r>
+      <w:r>
+        <w:rPr>
+          <w:rStyle w:val="NormalTok"/>
+        </w:rPr>
+        <w:t xml:space="preserve">)</w:t>
+      </w:r>
+      <w:r>
+        <w:br/>
+      </w:r>
+      <w:r>
+        <w:rPr>
+          <w:rStyle w:val="NormalTok"/>
+        </w:rPr>
+        <w:t xml:space="preserve">  </w:t>
+      </w:r>
+      <w:r>
+        <w:rPr>
+          <w:rStyle w:val="FunctionTok"/>
+        </w:rPr>
+        <w:t xml:space="preserve">cat</w:t>
+      </w:r>
+      <w:r>
+        <w:rPr>
+          <w:rStyle w:val="NormalTok"/>
+        </w:rPr>
+        <w:t xml:space="preserve">(</w:t>
+      </w:r>
+      <w:r>
+        <w:rPr>
+          <w:rStyle w:val="StringTok"/>
+        </w:rPr>
+        <w:t xml:space="preserve">"Number of series:"</w:t>
+      </w:r>
+      <w:r>
+        <w:rPr>
+          <w:rStyle w:val="NormalTok"/>
+        </w:rPr>
+        <w:t xml:space="preserve">, info</w:t>
+      </w:r>
+      <w:r>
+        <w:rPr>
+          <w:rStyle w:val="SpecialCharTok"/>
+        </w:rPr>
+        <w:t xml:space="preserve">$</w:t>
+      </w:r>
+      <w:r>
+        <w:rPr>
+          <w:rStyle w:val="NormalTok"/>
+        </w:rPr>
+        <w:t xml:space="preserve">n_series, </w:t>
+      </w:r>
+      <w:r>
+        <w:rPr>
+          <w:rStyle w:val="StringTok"/>
+        </w:rPr>
+        <w:t xml:space="preserve">"</w:t>
+      </w:r>
+      <w:r>
+        <w:rPr>
+          <w:rStyle w:val="SpecialCharTok"/>
+        </w:rPr>
+        <w:t xml:space="preserve">\n</w:t>
+      </w:r>
+      <w:r>
+        <w:rPr>
+          <w:rStyle w:val="StringTok"/>
+        </w:rPr>
+        <w:t xml:space="preserve">"</w:t>
+      </w:r>
+      <w:r>
+        <w:rPr>
+          <w:rStyle w:val="NormalTok"/>
+        </w:rPr>
+        <w:t xml:space="preserve">)</w:t>
+      </w:r>
+      <w:r>
+        <w:br/>
+      </w:r>
+      <w:r>
+        <w:rPr>
+          <w:rStyle w:val="NormalTok"/>
+        </w:rPr>
+        <w:t xml:space="preserve">  </w:t>
+      </w:r>
+      <w:r>
+        <w:rPr>
+          <w:rStyle w:val="FunctionTok"/>
+        </w:rPr>
+        <w:t xml:space="preserve">cat</w:t>
+      </w:r>
+      <w:r>
+        <w:rPr>
+          <w:rStyle w:val="NormalTok"/>
+        </w:rPr>
+        <w:t xml:space="preserve">(</w:t>
+      </w:r>
+      <w:r>
+        <w:rPr>
+          <w:rStyle w:val="StringTok"/>
+        </w:rPr>
+        <w:t xml:space="preserve">"Dataset type:"</w:t>
+      </w:r>
+      <w:r>
+        <w:rPr>
+          <w:rStyle w:val="NormalTok"/>
+        </w:rPr>
+        <w:t xml:space="preserve">, info</w:t>
+      </w:r>
+      <w:r>
+        <w:rPr>
+          <w:rStyle w:val="SpecialCharTok"/>
+        </w:rPr>
+        <w:t xml:space="preserve">$</w:t>
+      </w:r>
+      <w:r>
+        <w:rPr>
+          <w:rStyle w:val="NormalTok"/>
+        </w:rPr>
+        <w:t xml:space="preserve">dataset_type, </w:t>
+      </w:r>
+      <w:r>
+        <w:rPr>
+          <w:rStyle w:val="StringTok"/>
+        </w:rPr>
+        <w:t xml:space="preserve">"</w:t>
+      </w:r>
+      <w:r>
+        <w:rPr>
+          <w:rStyle w:val="SpecialCharTok"/>
+        </w:rPr>
+        <w:t xml:space="preserve">\n</w:t>
+      </w:r>
+      <w:r>
+        <w:rPr>
+          <w:rStyle w:val="StringTok"/>
+        </w:rPr>
+        <w:t xml:space="preserve">"</w:t>
+      </w:r>
+      <w:r>
+        <w:rPr>
+          <w:rStyle w:val="NormalTok"/>
+        </w:rPr>
+        <w:t xml:space="preserve">)</w:t>
+      </w:r>
+      <w:r>
+        <w:br/>
+      </w:r>
+      <w:r>
+        <w:rPr>
+          <w:rStyle w:val="NormalTok"/>
+        </w:rPr>
+        <w:t xml:space="preserve">  </w:t>
+      </w:r>
+      <w:r>
+        <w:rPr>
+          <w:rStyle w:val="FunctionTok"/>
+        </w:rPr>
+        <w:t xml:space="preserve">cat</w:t>
+      </w:r>
+      <w:r>
+        <w:rPr>
+          <w:rStyle w:val="NormalTok"/>
+        </w:rPr>
+        <w:t xml:space="preserve">(</w:t>
+      </w:r>
+      <w:r>
+        <w:rPr>
+          <w:rStyle w:val="StringTok"/>
+        </w:rPr>
+        <w:t xml:space="preserve">"Signals in the first series:"</w:t>
+      </w:r>
+      <w:r>
+        <w:rPr>
+          <w:rStyle w:val="NormalTok"/>
+        </w:rPr>
+        <w:t xml:space="preserve">, </w:t>
+      </w:r>
+      <w:r>
+        <w:rPr>
+          <w:rStyle w:val="FunctionTok"/>
+        </w:rPr>
+        <w:t xml:space="preserve">paste</w:t>
+      </w:r>
+      <w:r>
+        <w:rPr>
+          <w:rStyle w:val="NormalTok"/>
+        </w:rPr>
+        <w:t xml:space="preserve">(info</w:t>
+      </w:r>
+      <w:r>
+        <w:rPr>
+          <w:rStyle w:val="SpecialCharTok"/>
+        </w:rPr>
+        <w:t xml:space="preserve">$</w:t>
+      </w:r>
+      <w:r>
+        <w:rPr>
+          <w:rStyle w:val="NormalTok"/>
+        </w:rPr>
+        <w:t xml:space="preserve">signal_cols, </w:t>
+      </w:r>
+      <w:r>
+        <w:rPr>
+          <w:rStyle w:val="AttributeTok"/>
+        </w:rPr>
+        <w:t xml:space="preserve">collapse =</w:t>
+      </w:r>
+      <w:r>
+        <w:rPr>
+          <w:rStyle w:val="NormalTok"/>
+        </w:rPr>
+        <w:t xml:space="preserve"> </w:t>
+      </w:r>
+      <w:r>
+        <w:rPr>
+          <w:rStyle w:val="StringTok"/>
+        </w:rPr>
+        <w:t xml:space="preserve">", "</w:t>
+      </w:r>
+      <w:r>
+        <w:rPr>
+          <w:rStyle w:val="NormalTok"/>
+        </w:rPr>
+        <w:t xml:space="preserve">), </w:t>
+      </w:r>
+      <w:r>
+        <w:rPr>
+          <w:rStyle w:val="StringTok"/>
+        </w:rPr>
+        <w:t xml:space="preserve">"</w:t>
+      </w:r>
+      <w:r>
+        <w:rPr>
+          <w:rStyle w:val="SpecialCharTok"/>
+        </w:rPr>
+        <w:t xml:space="preserve">\n</w:t>
+      </w:r>
+      <w:r>
+        <w:rPr>
+          <w:rStyle w:val="StringTok"/>
+        </w:rPr>
+        <w:t xml:space="preserve">"</w:t>
+      </w:r>
+      <w:r>
+        <w:rPr>
+          <w:rStyle w:val="NormalTok"/>
+        </w:rPr>
+        <w:t xml:space="preserve">)</w:t>
+      </w:r>
+      <w:r>
+        <w:br/>
+      </w:r>
+      <w:r>
+        <w:rPr>
+          <w:rStyle w:val="NormalTok"/>
+        </w:rPr>
+        <w:t xml:space="preserve">  </w:t>
+      </w:r>
+      <w:r>
+        <w:rPr>
+          <w:rStyle w:val="FunctionTok"/>
+        </w:rPr>
+        <w:t xml:space="preserve">cat</w:t>
+      </w:r>
+      <w:r>
+        <w:rPr>
+          <w:rStyle w:val="NormalTok"/>
+        </w:rPr>
+        <w:t xml:space="preserve">(</w:t>
+      </w:r>
+      <w:r>
+        <w:rPr>
+          <w:rStyle w:val="StringTok"/>
+        </w:rPr>
+        <w:t xml:space="preserve">"Column plotted with har_plot():"</w:t>
+      </w:r>
+      <w:r>
+        <w:rPr>
+          <w:rStyle w:val="NormalTok"/>
+        </w:rPr>
+        <w:t xml:space="preserve">, info</w:t>
+      </w:r>
+      <w:r>
+        <w:rPr>
+          <w:rStyle w:val="SpecialCharTok"/>
+        </w:rPr>
+        <w:t xml:space="preserve">$</w:t>
+      </w:r>
+      <w:r>
+        <w:rPr>
+          <w:rStyle w:val="NormalTok"/>
+        </w:rPr>
+        <w:t xml:space="preserve">plot_column, </w:t>
+      </w:r>
+      <w:r>
+        <w:rPr>
+          <w:rStyle w:val="StringTok"/>
+        </w:rPr>
+        <w:t xml:space="preserve">"</w:t>
+      </w:r>
+      <w:r>
+        <w:rPr>
+          <w:rStyle w:val="SpecialCharTok"/>
+        </w:rPr>
+        <w:t xml:space="preserve">\n</w:t>
+      </w:r>
+      <w:r>
+        <w:rPr>
+          <w:rStyle w:val="StringTok"/>
+        </w:rPr>
+        <w:t xml:space="preserve">"</w:t>
+      </w:r>
+      <w:r>
+        <w:rPr>
+          <w:rStyle w:val="NormalTok"/>
+        </w:rPr>
+        <w:t xml:space="preserve">)</w:t>
+      </w:r>
+      <w:r>
+        <w:br/>
+      </w:r>
+      <w:r>
+        <w:rPr>
+          <w:rStyle w:val="NormalTok"/>
+        </w:rPr>
+        <w:t xml:space="preserve">  </w:t>
+      </w:r>
+      <w:r>
+        <w:rPr>
+          <w:rStyle w:val="FunctionTok"/>
+        </w:rPr>
+        <w:t xml:space="preserve">cat</w:t>
+      </w:r>
+      <w:r>
+        <w:rPr>
+          <w:rStyle w:val="NormalTok"/>
+        </w:rPr>
+        <w:t xml:space="preserve">(</w:t>
+      </w:r>
+      <w:r>
+        <w:rPr>
+          <w:rStyle w:val="StringTok"/>
+        </w:rPr>
+        <w:t xml:space="preserve">"Plot preview length:"</w:t>
+      </w:r>
+      <w:r>
+        <w:rPr>
+          <w:rStyle w:val="NormalTok"/>
+        </w:rPr>
+        <w:t xml:space="preserve">, info</w:t>
+      </w:r>
+      <w:r>
+        <w:rPr>
+          <w:rStyle w:val="SpecialCharTok"/>
+        </w:rPr>
+        <w:t xml:space="preserve">$</w:t>
+      </w:r>
+      <w:r>
+        <w:rPr>
+          <w:rStyle w:val="NormalTok"/>
+        </w:rPr>
+        <w:t xml:space="preserve">preview_size, </w:t>
+      </w:r>
+      <w:r>
+        <w:rPr>
+          <w:rStyle w:val="StringTok"/>
+        </w:rPr>
+        <w:t xml:space="preserve">"observations</w:t>
+      </w:r>
+      <w:r>
+        <w:rPr>
+          <w:rStyle w:val="SpecialCharTok"/>
+        </w:rPr>
+        <w:t xml:space="preserve">\n</w:t>
+      </w:r>
+      <w:r>
+        <w:rPr>
+          <w:rStyle w:val="StringTok"/>
+        </w:rPr>
+        <w:t xml:space="preserve">"</w:t>
+      </w:r>
+      <w:r>
+        <w:rPr>
+          <w:rStyle w:val="NormalTok"/>
+        </w:rPr>
+        <w:t xml:space="preserve">)</w:t>
+      </w:r>
+      <w:r>
+        <w:br/>
+      </w:r>
+      <w:r>
+        <w:rPr>
+          <w:rStyle w:val="NormalTok"/>
+        </w:rPr>
+        <w:t xml:space="preserve">  </w:t>
+      </w:r>
+      <w:r>
+        <w:rPr>
+          <w:rStyle w:val="FunctionTok"/>
+        </w:rPr>
+        <w:t xml:space="preserve">invisible</w:t>
+      </w:r>
+      <w:r>
+        <w:rPr>
+          <w:rStyle w:val="NormalTok"/>
+        </w:rPr>
+        <w:t xml:space="preserve">(info)</w:t>
+      </w:r>
+      <w:r>
+        <w:br/>
+      </w:r>
+      <w:r>
+        <w:rPr>
+          <w:rStyle w:val="NormalTok"/>
+        </w:rPr>
+        <w:t xml:space="preserve">}</w:t>
+      </w:r>
+      <w:r>
+        <w:br/>
+      </w:r>
+      <w:r>
+        <w:br/>
+      </w:r>
+      <w:r>
+        <w:rPr>
+          <w:rStyle w:val="NormalTok"/>
+        </w:rPr>
+        <w:t xml:space="preserve">plot_dataset_preview </w:t>
+      </w:r>
+      <w:r>
+        <w:rPr>
+          <w:rStyle w:val="OtherTok"/>
+        </w:rPr>
+        <w:t xml:space="preserve">&lt;-</w:t>
+      </w:r>
+      <w:r>
+        <w:rPr>
+          <w:rStyle w:val="NormalTok"/>
+        </w:rPr>
+        <w:t xml:space="preserve"> </w:t>
+      </w:r>
+      <w:r>
+        <w:rPr>
+          <w:rStyle w:val="ControlFlowTok"/>
+        </w:rPr>
+        <w:t xml:space="preserve">function</w:t>
+      </w:r>
+      <w:r>
+        <w:rPr>
+          <w:rStyle w:val="NormalTok"/>
+        </w:rPr>
+        <w:t xml:space="preserve">(info) {</w:t>
+      </w:r>
+      <w:r>
+        <w:br/>
+      </w:r>
+      <w:r>
+        <w:rPr>
+          <w:rStyle w:val="NormalTok"/>
+        </w:rPr>
+        <w:t xml:space="preserve">  preview </w:t>
+      </w:r>
+      <w:r>
+        <w:rPr>
+          <w:rStyle w:val="OtherTok"/>
+        </w:rPr>
+        <w:t xml:space="preserve">&lt;-</w:t>
+      </w:r>
+      <w:r>
+        <w:rPr>
+          <w:rStyle w:val="NormalTok"/>
+        </w:rPr>
+        <w:t xml:space="preserve"> info</w:t>
+      </w:r>
+      <w:r>
+        <w:rPr>
+          <w:rStyle w:val="SpecialCharTok"/>
+        </w:rPr>
+        <w:t xml:space="preserve">$</w:t>
+      </w:r>
+      <w:r>
+        <w:rPr>
+          <w:rStyle w:val="NormalTok"/>
+        </w:rPr>
+        <w:t xml:space="preserve">first_series[</w:t>
+      </w:r>
+      <w:r>
+        <w:rPr>
+          <w:rStyle w:val="FunctionTok"/>
+        </w:rPr>
+        <w:t xml:space="preserve">seq_len</w:t>
+      </w:r>
+      <w:r>
+        <w:rPr>
+          <w:rStyle w:val="NormalTok"/>
+        </w:rPr>
+        <w:t xml:space="preserve">(info</w:t>
+      </w:r>
+      <w:r>
+        <w:rPr>
+          <w:rStyle w:val="SpecialCharTok"/>
+        </w:rPr>
+        <w:t xml:space="preserve">$</w:t>
+      </w:r>
+      <w:r>
+        <w:rPr>
+          <w:rStyle w:val="NormalTok"/>
+        </w:rPr>
+        <w:t xml:space="preserve">preview_size), , drop </w:t>
+      </w:r>
+      <w:r>
+        <w:rPr>
+          <w:rStyle w:val="OtherTok"/>
+        </w:rPr>
+        <w:t xml:space="preserve">=</w:t>
+      </w:r>
+      <w:r>
+        <w:rPr>
+          <w:rStyle w:val="NormalTok"/>
+        </w:rPr>
+        <w:t xml:space="preserve"> </w:t>
+      </w:r>
+      <w:r>
+        <w:rPr>
+          <w:rStyle w:val="ConstantTok"/>
+        </w:rPr>
+        <w:t xml:space="preserve">FALSE</w:t>
+      </w:r>
+      <w:r>
+        <w:rPr>
+          <w:rStyle w:val="NormalTok"/>
+        </w:rPr>
+        <w:t xml:space="preserve">]</w:t>
+      </w:r>
+      <w:r>
+        <w:br/>
+      </w:r>
+      <w:r>
+        <w:rPr>
+          <w:rStyle w:val="NormalTok"/>
+        </w:rPr>
+        <w:t xml:space="preserve">  </w:t>
+      </w:r>
+      <w:r>
+        <w:rPr>
+          <w:rStyle w:val="FunctionTok"/>
+        </w:rPr>
+        <w:t xml:space="preserve">har_plot</w:t>
+      </w:r>
+      <w:r>
+        <w:rPr>
+          <w:rStyle w:val="NormalTok"/>
+        </w:rPr>
+        <w:t xml:space="preserve">(</w:t>
+      </w:r>
+      <w:r>
+        <w:br/>
+      </w:r>
+      <w:r>
+        <w:rPr>
+          <w:rStyle w:val="NormalTok"/>
+        </w:rPr>
+        <w:t xml:space="preserve">    </w:t>
+      </w:r>
+      <w:r>
+        <w:rPr>
+          <w:rStyle w:val="FunctionTok"/>
+        </w:rPr>
+        <w:t xml:space="preserve">harbinger</w:t>
+      </w:r>
+      <w:r>
+        <w:rPr>
+          <w:rStyle w:val="NormalTok"/>
+        </w:rPr>
+        <w:t xml:space="preserve">(),</w:t>
+      </w:r>
+      <w:r>
+        <w:br/>
+      </w:r>
+      <w:r>
+        <w:rPr>
+          <w:rStyle w:val="NormalTok"/>
+        </w:rPr>
+        <w:t xml:space="preserve">    preview[[info</w:t>
+      </w:r>
+      <w:r>
+        <w:rPr>
+          <w:rStyle w:val="SpecialCharTok"/>
+        </w:rPr>
+        <w:t xml:space="preserve">$</w:t>
+      </w:r>
+      <w:r>
+        <w:rPr>
+          <w:rStyle w:val="NormalTok"/>
+        </w:rPr>
+        <w:t xml:space="preserve">plot_column]],</w:t>
+      </w:r>
+      <w:r>
+        <w:br/>
+      </w:r>
+      <w:r>
+        <w:rPr>
+          <w:rStyle w:val="NormalTok"/>
+        </w:rPr>
+        <w:t xml:space="preserve">    </w:t>
+      </w:r>
+      <w:r>
+        <w:rPr>
+          <w:rStyle w:val="AttributeTok"/>
+        </w:rPr>
+        <w:t xml:space="preserve">event =</w:t>
+      </w:r>
+      <w:r>
+        <w:rPr>
+          <w:rStyle w:val="NormalTok"/>
+        </w:rPr>
+        <w:t xml:space="preserve"> preview</w:t>
+      </w:r>
+      <w:r>
+        <w:rPr>
+          <w:rStyle w:val="SpecialCharTok"/>
+        </w:rPr>
+        <w:t xml:space="preserve">$</w:t>
+      </w:r>
+      <w:r>
+        <w:rPr>
+          <w:rStyle w:val="NormalTok"/>
+        </w:rPr>
+        <w:t xml:space="preserve">event</w:t>
+      </w:r>
+      <w:r>
+        <w:br/>
+      </w:r>
+      <w:r>
+        <w:rPr>
+          <w:rStyle w:val="NormalTok"/>
+        </w:rPr>
+        <w:t xml:space="preserve">  )</w:t>
+      </w:r>
+      <w:r>
+        <w:br/>
+      </w:r>
+      <w:r>
+        <w:rPr>
+          <w:rStyle w:val="NormalTok"/>
+        </w:rPr>
+        <w:t xml:space="preserve">}</w:t>
+      </w:r>
+    </w:p>
+    <w:bookmarkEnd w:id="24"/>
+    <w:bookmarkStart w:id="25" w:name="prepare-the-example"/>
+    <w:p>
+      <w:pPr>
+        <w:pStyle w:val="Heading3"/>
+      </w:pPr>
+      <w:r>
+        <w:t xml:space="preserve">Prepare the Example</w:t>
+      </w:r>
+    </w:p>
+    <w:p>
+      <w:pPr>
+        <w:pStyle w:val="FirstParagraph"/>
+      </w:pPr>
+      <w:r>
+        <w:t xml:space="preserve">We begin by organizing the environment, loading the packages, and selecting the dataset used in the notebook. This part is intentionally more direct: the goal is to make the starting point explicit before the method-specific reasoning begins.</w:t>
+      </w:r>
+    </w:p>
+    <w:p>
+      <w:pPr>
+        <w:pStyle w:val="SourceCode"/>
+      </w:pPr>
+      <w:r>
+        <w:rPr>
+          <w:rStyle w:val="FunctionTok"/>
+        </w:rPr>
+        <w:t xml:space="preserve">data</w:t>
+      </w:r>
+      <w:r>
+        <w:rPr>
+          <w:rStyle w:val="NormalTok"/>
+        </w:rPr>
+        <w:t xml:space="preserve">(gecco)</w:t>
+      </w:r>
+      <w:r>
+        <w:br/>
+      </w:r>
+      <w:r>
+        <w:rPr>
+          <w:rStyle w:val="NormalTok"/>
+        </w:rPr>
+        <w:t xml:space="preserve">gecco </w:t>
+      </w:r>
+      <w:r>
+        <w:rPr>
+          <w:rStyle w:val="OtherTok"/>
+        </w:rPr>
+        <w:t xml:space="preserve">&lt;-</w:t>
+      </w:r>
+      <w:r>
+        <w:rPr>
+          <w:rStyle w:val="NormalTok"/>
+        </w:rPr>
+        <w:t xml:space="preserve"> </w:t>
+      </w:r>
+      <w:r>
+        <w:rPr>
+          <w:rStyle w:val="FunctionTok"/>
+        </w:rPr>
+        <w:t xml:space="preserve">loadfulldata</w:t>
+      </w:r>
+      <w:r>
+        <w:rPr>
+          <w:rStyle w:val="NormalTok"/>
+        </w:rPr>
+        <w:t xml:space="preserve">(gecco)</w:t>
+      </w:r>
+      <w:r>
+        <w:br/>
+      </w:r>
+      <w:r>
+        <w:rPr>
+          <w:rStyle w:val="NormalTok"/>
+        </w:rPr>
+        <w:t xml:space="preserve">gecco_info </w:t>
+      </w:r>
+      <w:r>
+        <w:rPr>
+          <w:rStyle w:val="OtherTok"/>
+        </w:rPr>
+        <w:t xml:space="preserve">&lt;-</w:t>
+      </w:r>
+      <w:r>
+        <w:rPr>
+          <w:rStyle w:val="NormalTok"/>
+        </w:rPr>
+        <w:t xml:space="preserve"> </w:t>
+      </w:r>
+      <w:r>
+        <w:rPr>
+          <w:rStyle w:val="FunctionTok"/>
+        </w:rPr>
+        <w:t xml:space="preserve">show_dataset</w:t>
+      </w:r>
+      <w:r>
+        <w:rPr>
+          <w:rStyle w:val="NormalTok"/>
+        </w:rPr>
+        <w:t xml:space="preserve">(gecco, </w:t>
+      </w:r>
+      <w:r>
+        <w:rPr>
+          <w:rStyle w:val="StringTok"/>
+        </w:rPr>
+        <w:t xml:space="preserve">"gecco"</w:t>
+      </w:r>
+      <w:r>
+        <w:rPr>
+          <w:rStyle w:val="NormalTok"/>
+        </w:rPr>
+        <w:t xml:space="preserve">)</w:t>
+      </w:r>
+    </w:p>
+    <w:p>
+      <w:pPr>
+        <w:pStyle w:val="SourceCode"/>
+      </w:pPr>
+      <w:r>
+        <w:rPr>
           <w:rStyle w:val="VerbatimChar"/>
         </w:rPr>
         <w:t xml:space="preserve">## Dataset: gecco </w:t>
@@ -1768,6 +1861,24 @@
           <w:rStyle w:val="VerbatimChar"/>
         </w:rPr>
         <w:t xml:space="preserve">## Plot preview length: 1000 observations</w:t>
+      </w:r>
+    </w:p>
+    <w:bookmarkEnd w:id="25"/>
+    <w:bookmarkStart w:id="29" w:name="interpret-the-result-visually"/>
+    <w:p>
+      <w:pPr>
+        <w:pStyle w:val="Heading3"/>
+      </w:pPr>
+      <w:r>
+        <w:t xml:space="preserve">Interpret the Result Visually</w:t>
+      </w:r>
+    </w:p>
+    <w:p>
+      <w:pPr>
+        <w:pStyle w:val="FirstParagraph"/>
+      </w:pPr>
+      <w:r>
+        <w:t xml:space="preserve">The final plots are not just illustrations. They help the reader connect the method’s internal output with the original series, making it easier to see why a point, range, motif, or symbolic pattern was emphasized and whether that emphasis is coherent with the stated objective of the example.</w:t>
       </w:r>
     </w:p>
     <w:p>
@@ -1796,18 +1907,18 @@
           <wp:inline>
             <wp:extent cx="4620126" cy="3696101"/>
             <wp:effectExtent b="0" l="0" r="0" t="0"/>
-            <wp:docPr descr="" title="" id="24" name="Picture"/>
+            <wp:docPr descr="" title="" id="27" name="Picture"/>
             <a:graphic>
               <a:graphicData uri="http://schemas.openxmlformats.org/drawingml/2006/picture">
                 <pic:pic>
                   <pic:nvPicPr>
-                    <pic:cNvPr descr="/home/gpca/harbinger/examples/data/doc/gecco_files/figure-docx/unnamed-chunk-3-1.png" id="25" name="Picture"/>
+                    <pic:cNvPr descr="/home/gpca/harbinger/examples/data/doc/06-domain-gecco_files/figure-docx/unnamed-chunk-3-1.png" id="28" name="Picture"/>
                     <pic:cNvPicPr>
                       <a:picLocks noChangeArrowheads="1" noChangeAspect="1"/>
                     </pic:cNvPicPr>
                   </pic:nvPicPr>
                   <pic:blipFill>
-                    <a:blip r:embed="rId23"/>
+                    <a:blip r:embed="rId26"/>
                     <a:stretch>
                       <a:fillRect/>
                     </a:stretch>
@@ -1834,8 +1945,9 @@
         </w:drawing>
       </w:r>
     </w:p>
-    <w:bookmarkEnd w:id="26"/>
-    <w:bookmarkStart w:id="28" w:name="references"/>
+    <w:bookmarkEnd w:id="29"/>
+    <w:bookmarkEnd w:id="30"/>
+    <w:bookmarkStart w:id="32" w:name="references"/>
     <w:p>
       <w:pPr>
         <w:pStyle w:val="Heading2"/>
@@ -1870,7 +1982,7 @@
       <w:r>
         <w:t xml:space="preserve"> </w:t>
       </w:r>
-      <w:hyperlink r:id="rId27">
+      <w:hyperlink r:id="rId31">
         <w:r>
           <w:rPr>
             <w:rStyle w:val="Hyperlink"/>
@@ -1879,7 +1991,7 @@
         </w:r>
       </w:hyperlink>
     </w:p>
-    <w:bookmarkEnd w:id="28"/>
+    <w:bookmarkEnd w:id="32"/>
     <w:sectPr>
       <w:footnotePr>
         <w:numRestart w:val="eachSect"/>

--- a/examples/data/doc/06-domain-gecco.docx
+++ b/examples/data/doc/06-domain-gecco.docx
@@ -149,21 +149,13 @@
         <w:t xml:space="preserve">plot a didactic preview of the first available signal with its event labels</w:t>
       </w:r>
     </w:p>
-    <w:bookmarkStart w:id="22" w:name="define-the-support-structures"/>
+    <w:bookmarkStart w:id="22" w:name="helper-functions"/>
     <w:p>
       <w:pPr>
         <w:pStyle w:val="Heading3"/>
       </w:pPr>
       <w:r>
-        <w:t xml:space="preserve">Define the Support Structures</w:t>
-      </w:r>
-    </w:p>
-    <w:p>
-      <w:pPr>
-        <w:pStyle w:val="FirstParagraph"/>
-      </w:pPr>
-      <w:r>
-        <w:t xml:space="preserve">The helper code below standardizes how each collection is counted, typed, and previewed. In a dataset notebook this is not scaffolding for its own sake; it is the mechanism that makes different collections comparable before any detector is discussed.</w:t>
+        <w:t xml:space="preserve">Helper Functions</w:t>
       </w:r>
     </w:p>
     <w:p>
@@ -1641,7 +1633,22 @@
         <w:pStyle w:val="FirstParagraph"/>
       </w:pPr>
       <w:r>
-        <w:t xml:space="preserve">This setup loads the collections used in the notebook and keeps the dataset description concrete from the start. In this case the analysis begins before modeling, because the reader needs to see how the collection is organized before deciding what kind of method makes sense.</w:t>
+        <w:t xml:space="preserve">This step expands the packaged</w:t>
+      </w:r>
+      <w:r>
+        <w:t xml:space="preserve"> </w:t>
+      </w:r>
+      <w:r>
+        <w:rPr>
+          <w:rStyle w:val="VerbatimChar"/>
+        </w:rPr>
+        <w:t xml:space="preserve">gecco</w:t>
+      </w:r>
+      <w:r>
+        <w:t xml:space="preserve"> </w:t>
+      </w:r>
+      <w:r>
+        <w:t xml:space="preserve">object to the full collection and reports the basic structure of the first series. The point is to confirm, on the actual object, which columns carry the signal and the event labels before any modeling choice is made.</w:t>
       </w:r>
     </w:p>
     <w:p>
@@ -1810,7 +1817,22 @@
         <w:pStyle w:val="FirstParagraph"/>
       </w:pPr>
       <w:r>
-        <w:t xml:space="preserve">This first visual pass establishes what the method should react to in the raw series. Keep the method summary in mind here, because the purpose here is exploratory orientation and the plot tells you whether that structure is clean, weak, local, repeated, or mixed with other effects.</w:t>
+        <w:t xml:space="preserve">This preview is the practical check for the notebook: it shows what the first</w:t>
+      </w:r>
+      <w:r>
+        <w:t xml:space="preserve"> </w:t>
+      </w:r>
+      <w:r>
+        <w:rPr>
+          <w:rStyle w:val="VerbatimChar"/>
+        </w:rPr>
+        <w:t xml:space="preserve">gecco</w:t>
+      </w:r>
+      <w:r>
+        <w:t xml:space="preserve"> </w:t>
+      </w:r>
+      <w:r>
+        <w:t xml:space="preserve">signal actually looks like and how the labels are arranged on top of it. That is what the reader needs before deciding whether the collection is suitable for anomaly or event-detection experiments.</w:t>
       </w:r>
     </w:p>
     <w:p>
